--- a/odigoi/02_vscode_local_authoring.en.docx
+++ b/odigoi/02_vscode_local_authoring.en.docx
@@ -20,7 +20,7 @@
           <w:sz w:val="22"/>
           <w:szCs w:val="22"/>
         </w:rPr>
-        <w:id w:val="752468598"/>
+        <w:id w:val="-531727217"/>
         <w:docPartObj>
           <w:docPartGallery w:val="Table of Contents"/>
           <w:docPartUnique/>
@@ -61,7 +61,7 @@
           <w:r>
             <w:fldChar w:fldCharType="separate"/>
           </w:r>
-          <w:hyperlink w:anchor="_Toc225619235" w:history="1">
+          <w:hyperlink w:anchor="_Toc225688307" w:history="1">
             <w:r>
               <w:rPr>
                 <w:rStyle w:val="Hyperlink"/>
@@ -88,7 +88,7 @@
                 <w:noProof/>
                 <w:webHidden/>
               </w:rPr>
-              <w:instrText xml:space="preserve"> PAGEREF _Toc225619235 \h </w:instrText>
+              <w:instrText xml:space="preserve"> PAGEREF _Toc225688307 \h </w:instrText>
             </w:r>
             <w:r>
               <w:rPr>
@@ -135,7 +135,7 @@
               <w14:ligatures w14:val="standardContextual"/>
             </w:rPr>
           </w:pPr>
-          <w:hyperlink w:anchor="_Toc225619236" w:history="1">
+          <w:hyperlink w:anchor="_Toc225688308" w:history="1">
             <w:r>
               <w:rPr>
                 <w:rStyle w:val="Hyperlink"/>
@@ -162,7 +162,7 @@
                 <w:noProof/>
                 <w:webHidden/>
               </w:rPr>
-              <w:instrText xml:space="preserve"> PAGEREF _Toc225619236 \h </w:instrText>
+              <w:instrText xml:space="preserve"> PAGEREF _Toc225688308 \h </w:instrText>
             </w:r>
             <w:r>
               <w:rPr>
@@ -209,7 +209,7 @@
               <w14:ligatures w14:val="standardContextual"/>
             </w:rPr>
           </w:pPr>
-          <w:hyperlink w:anchor="_Toc225619237" w:history="1">
+          <w:hyperlink w:anchor="_Toc225688309" w:history="1">
             <w:r>
               <w:rPr>
                 <w:rStyle w:val="Hyperlink"/>
@@ -236,7 +236,7 @@
                 <w:noProof/>
                 <w:webHidden/>
               </w:rPr>
-              <w:instrText xml:space="preserve"> PAGEREF _Toc225619237 \h </w:instrText>
+              <w:instrText xml:space="preserve"> PAGEREF _Toc225688309 \h </w:instrText>
             </w:r>
             <w:r>
               <w:rPr>
@@ -283,7 +283,7 @@
               <w14:ligatures w14:val="standardContextual"/>
             </w:rPr>
           </w:pPr>
-          <w:hyperlink w:anchor="_Toc225619238" w:history="1">
+          <w:hyperlink w:anchor="_Toc225688310" w:history="1">
             <w:r>
               <w:rPr>
                 <w:rStyle w:val="Hyperlink"/>
@@ -310,7 +310,7 @@
                 <w:noProof/>
                 <w:webHidden/>
               </w:rPr>
-              <w:instrText xml:space="preserve"> PAGEREF _Toc225619238 \h </w:instrText>
+              <w:instrText xml:space="preserve"> PAGEREF _Toc225688310 \h </w:instrText>
             </w:r>
             <w:r>
               <w:rPr>
@@ -357,7 +357,7 @@
               <w14:ligatures w14:val="standardContextual"/>
             </w:rPr>
           </w:pPr>
-          <w:hyperlink w:anchor="_Toc225619239" w:history="1">
+          <w:hyperlink w:anchor="_Toc225688311" w:history="1">
             <w:r>
               <w:rPr>
                 <w:rStyle w:val="Hyperlink"/>
@@ -384,7 +384,7 @@
                 <w:noProof/>
                 <w:webHidden/>
               </w:rPr>
-              <w:instrText xml:space="preserve"> PAGEREF _Toc225619239 \h </w:instrText>
+              <w:instrText xml:space="preserve"> PAGEREF _Toc225688311 \h </w:instrText>
             </w:r>
             <w:r>
               <w:rPr>
@@ -431,7 +431,7 @@
               <w14:ligatures w14:val="standardContextual"/>
             </w:rPr>
           </w:pPr>
-          <w:hyperlink w:anchor="_Toc225619240" w:history="1">
+          <w:hyperlink w:anchor="_Toc225688312" w:history="1">
             <w:r>
               <w:rPr>
                 <w:rStyle w:val="Hyperlink"/>
@@ -458,7 +458,7 @@
                 <w:noProof/>
                 <w:webHidden/>
               </w:rPr>
-              <w:instrText xml:space="preserve"> PAGEREF _Toc225619240 \h </w:instrText>
+              <w:instrText xml:space="preserve"> PAGEREF _Toc225688312 \h </w:instrText>
             </w:r>
             <w:r>
               <w:rPr>
@@ -505,7 +505,7 @@
               <w14:ligatures w14:val="standardContextual"/>
             </w:rPr>
           </w:pPr>
-          <w:hyperlink w:anchor="_Toc225619241" w:history="1">
+          <w:hyperlink w:anchor="_Toc225688313" w:history="1">
             <w:r>
               <w:rPr>
                 <w:rStyle w:val="Hyperlink"/>
@@ -532,7 +532,7 @@
                 <w:noProof/>
                 <w:webHidden/>
               </w:rPr>
-              <w:instrText xml:space="preserve"> PAGEREF _Toc225619241 \h </w:instrText>
+              <w:instrText xml:space="preserve"> PAGEREF _Toc225688313 \h </w:instrText>
             </w:r>
             <w:r>
               <w:rPr>
@@ -579,7 +579,7 @@
               <w14:ligatures w14:val="standardContextual"/>
             </w:rPr>
           </w:pPr>
-          <w:hyperlink w:anchor="_Toc225619242" w:history="1">
+          <w:hyperlink w:anchor="_Toc225688314" w:history="1">
             <w:r>
               <w:rPr>
                 <w:rStyle w:val="Hyperlink"/>
@@ -615,7 +615,7 @@
                 <w:noProof/>
                 <w:webHidden/>
               </w:rPr>
-              <w:instrText xml:space="preserve"> PAGEREF _Toc225619242 \h </w:instrText>
+              <w:instrText xml:space="preserve"> PAGEREF _Toc225688314 \h </w:instrText>
             </w:r>
             <w:r>
               <w:rPr>
@@ -662,7 +662,7 @@
               <w14:ligatures w14:val="standardContextual"/>
             </w:rPr>
           </w:pPr>
-          <w:hyperlink w:anchor="_Toc225619243" w:history="1">
+          <w:hyperlink w:anchor="_Toc225688315" w:history="1">
             <w:r>
               <w:rPr>
                 <w:rStyle w:val="Hyperlink"/>
@@ -705,7 +705,7 @@
                 <w:noProof/>
                 <w:webHidden/>
               </w:rPr>
-              <w:instrText xml:space="preserve"> PAGEREF _Toc225619243 \h </w:instrText>
+              <w:instrText xml:space="preserve"> PAGEREF _Toc225688315 \h </w:instrText>
             </w:r>
             <w:r>
               <w:rPr>
@@ -752,7 +752,7 @@
               <w14:ligatures w14:val="standardContextual"/>
             </w:rPr>
           </w:pPr>
-          <w:hyperlink w:anchor="_Toc225619244" w:history="1">
+          <w:hyperlink w:anchor="_Toc225688316" w:history="1">
             <w:r>
               <w:rPr>
                 <w:rStyle w:val="Hyperlink"/>
@@ -779,7 +779,7 @@
                 <w:noProof/>
                 <w:webHidden/>
               </w:rPr>
-              <w:instrText xml:space="preserve"> PAGEREF _Toc225619244 \h </w:instrText>
+              <w:instrText xml:space="preserve"> PAGEREF _Toc225688316 \h </w:instrText>
             </w:r>
             <w:r>
               <w:rPr>
@@ -826,7 +826,7 @@
               <w14:ligatures w14:val="standardContextual"/>
             </w:rPr>
           </w:pPr>
-          <w:hyperlink w:anchor="_Toc225619245" w:history="1">
+          <w:hyperlink w:anchor="_Toc225688317" w:history="1">
             <w:r>
               <w:rPr>
                 <w:rStyle w:val="Hyperlink"/>
@@ -853,7 +853,7 @@
                 <w:noProof/>
                 <w:webHidden/>
               </w:rPr>
-              <w:instrText xml:space="preserve"> PAGEREF _Toc225619245 \h </w:instrText>
+              <w:instrText xml:space="preserve"> PAGEREF _Toc225688317 \h </w:instrText>
             </w:r>
             <w:r>
               <w:rPr>
@@ -900,7 +900,7 @@
               <w14:ligatures w14:val="standardContextual"/>
             </w:rPr>
           </w:pPr>
-          <w:hyperlink w:anchor="_Toc225619246" w:history="1">
+          <w:hyperlink w:anchor="_Toc225688318" w:history="1">
             <w:r>
               <w:rPr>
                 <w:rStyle w:val="Hyperlink"/>
@@ -927,7 +927,7 @@
                 <w:noProof/>
                 <w:webHidden/>
               </w:rPr>
-              <w:instrText xml:space="preserve"> PAGEREF _Toc225619246 \h </w:instrText>
+              <w:instrText xml:space="preserve"> PAGEREF _Toc225688318 \h </w:instrText>
             </w:r>
             <w:r>
               <w:rPr>
@@ -974,7 +974,7 @@
               <w14:ligatures w14:val="standardContextual"/>
             </w:rPr>
           </w:pPr>
-          <w:hyperlink w:anchor="_Toc225619247" w:history="1">
+          <w:hyperlink w:anchor="_Toc225688319" w:history="1">
             <w:r>
               <w:rPr>
                 <w:rStyle w:val="Hyperlink"/>
@@ -1001,7 +1001,7 @@
                 <w:noProof/>
                 <w:webHidden/>
               </w:rPr>
-              <w:instrText xml:space="preserve"> PAGEREF _Toc225619247 \h </w:instrText>
+              <w:instrText xml:space="preserve"> PAGEREF _Toc225688319 \h </w:instrText>
             </w:r>
             <w:r>
               <w:rPr>
@@ -1048,7 +1048,7 @@
               <w14:ligatures w14:val="standardContextual"/>
             </w:rPr>
           </w:pPr>
-          <w:hyperlink w:anchor="_Toc225619248" w:history="1">
+          <w:hyperlink w:anchor="_Toc225688320" w:history="1">
             <w:r>
               <w:rPr>
                 <w:rStyle w:val="Hyperlink"/>
@@ -1084,7 +1084,7 @@
                 <w:noProof/>
                 <w:webHidden/>
               </w:rPr>
-              <w:instrText xml:space="preserve"> PAGEREF _Toc225619248 \h </w:instrText>
+              <w:instrText xml:space="preserve"> PAGEREF _Toc225688320 \h </w:instrText>
             </w:r>
             <w:r>
               <w:rPr>
@@ -1131,7 +1131,7 @@
               <w14:ligatures w14:val="standardContextual"/>
             </w:rPr>
           </w:pPr>
-          <w:hyperlink w:anchor="_Toc225619249" w:history="1">
+          <w:hyperlink w:anchor="_Toc225688321" w:history="1">
             <w:r>
               <w:rPr>
                 <w:rStyle w:val="Hyperlink"/>
@@ -1167,7 +1167,7 @@
                 <w:noProof/>
                 <w:webHidden/>
               </w:rPr>
-              <w:instrText xml:space="preserve"> PAGEREF _Toc225619249 \h </w:instrText>
+              <w:instrText xml:space="preserve"> PAGEREF _Toc225688321 \h </w:instrText>
             </w:r>
             <w:r>
               <w:rPr>
@@ -1214,7 +1214,7 @@
               <w14:ligatures w14:val="standardContextual"/>
             </w:rPr>
           </w:pPr>
-          <w:hyperlink w:anchor="_Toc225619250" w:history="1">
+          <w:hyperlink w:anchor="_Toc225688322" w:history="1">
             <w:r>
               <w:rPr>
                 <w:rStyle w:val="Hyperlink"/>
@@ -1241,7 +1241,7 @@
                 <w:noProof/>
                 <w:webHidden/>
               </w:rPr>
-              <w:instrText xml:space="preserve"> PAGEREF _Toc225619250 \h </w:instrText>
+              <w:instrText xml:space="preserve"> PAGEREF _Toc225688322 \h </w:instrText>
             </w:r>
             <w:r>
               <w:rPr>
@@ -1288,7 +1288,7 @@
               <w14:ligatures w14:val="standardContextual"/>
             </w:rPr>
           </w:pPr>
-          <w:hyperlink w:anchor="_Toc225619251" w:history="1">
+          <w:hyperlink w:anchor="_Toc225688323" w:history="1">
             <w:r>
               <w:rPr>
                 <w:rStyle w:val="Hyperlink"/>
@@ -1315,7 +1315,7 @@
                 <w:noProof/>
                 <w:webHidden/>
               </w:rPr>
-              <w:instrText xml:space="preserve"> PAGEREF _Toc225619251 \h </w:instrText>
+              <w:instrText xml:space="preserve"> PAGEREF _Toc225688323 \h </w:instrText>
             </w:r>
             <w:r>
               <w:rPr>
@@ -1362,7 +1362,7 @@
               <w14:ligatures w14:val="standardContextual"/>
             </w:rPr>
           </w:pPr>
-          <w:hyperlink w:anchor="_Toc225619252" w:history="1">
+          <w:hyperlink w:anchor="_Toc225688324" w:history="1">
             <w:r>
               <w:rPr>
                 <w:rStyle w:val="Hyperlink"/>
@@ -1389,7 +1389,7 @@
                 <w:noProof/>
                 <w:webHidden/>
               </w:rPr>
-              <w:instrText xml:space="preserve"> PAGEREF _Toc225619252 \h </w:instrText>
+              <w:instrText xml:space="preserve"> PAGEREF _Toc225688324 \h </w:instrText>
             </w:r>
             <w:r>
               <w:rPr>
@@ -1436,7 +1436,7 @@
               <w14:ligatures w14:val="standardContextual"/>
             </w:rPr>
           </w:pPr>
-          <w:hyperlink w:anchor="_Toc225619253" w:history="1">
+          <w:hyperlink w:anchor="_Toc225688325" w:history="1">
             <w:r>
               <w:rPr>
                 <w:rStyle w:val="Hyperlink"/>
@@ -1463,7 +1463,7 @@
                 <w:noProof/>
                 <w:webHidden/>
               </w:rPr>
-              <w:instrText xml:space="preserve"> PAGEREF _Toc225619253 \h </w:instrText>
+              <w:instrText xml:space="preserve"> PAGEREF _Toc225688325 \h </w:instrText>
             </w:r>
             <w:r>
               <w:rPr>
@@ -1506,7 +1506,7 @@
         <w:pStyle w:val="Heading1"/>
       </w:pPr>
       <w:bookmarkStart w:id="0" w:name="setting-up-the-local-environment"/>
-      <w:bookmarkStart w:id="1" w:name="_Toc225619235"/>
+      <w:bookmarkStart w:id="1" w:name="_Toc225688307"/>
       <w:r>
         <w:t>Setting up the local environment</w:t>
       </w:r>
@@ -1667,7 +1667,7 @@
           <w:noProof/>
         </w:rPr>
         <w:drawing>
-          <wp:inline distT="0" distB="0" distL="0" distR="0" wp14:anchorId="377D3CF4" wp14:editId="5A9825FF">
+          <wp:inline distT="0" distB="0" distL="0" distR="0" wp14:anchorId="64E01A73" wp14:editId="046392EF">
             <wp:extent cx="6692900" cy="3434514"/>
             <wp:effectExtent l="0" t="0" r="0" b="0"/>
             <wp:docPr id="25" name="Picture" descr="Figure 1"/>
@@ -1714,7 +1714,7 @@
         <w:pStyle w:val="Heading1"/>
       </w:pPr>
       <w:bookmarkStart w:id="2" w:name="opening-the-repository"/>
-      <w:bookmarkStart w:id="3" w:name="_Toc225619236"/>
+      <w:bookmarkStart w:id="3" w:name="_Toc225688308"/>
       <w:bookmarkEnd w:id="0"/>
       <w:r>
         <w:t>Opening the repository</w:t>
@@ -1870,7 +1870,7 @@
         </w:rPr>
         <w:lastRenderedPageBreak/>
         <w:drawing>
-          <wp:inline distT="0" distB="0" distL="0" distR="0" wp14:anchorId="19F68646" wp14:editId="2189EEB8">
+          <wp:inline distT="0" distB="0" distL="0" distR="0" wp14:anchorId="7B08968A" wp14:editId="1384236C">
             <wp:extent cx="4933149" cy="3058245"/>
             <wp:effectExtent l="0" t="0" r="0" b="0"/>
             <wp:docPr id="29" name="Picture" descr="Figure 2"/>
@@ -1917,7 +1917,7 @@
         <w:pStyle w:val="Heading1"/>
       </w:pPr>
       <w:bookmarkStart w:id="4" w:name="X061db1630709303cf34572c1a5beaa2ae9ef768"/>
-      <w:bookmarkStart w:id="5" w:name="_Toc225619237"/>
+      <w:bookmarkStart w:id="5" w:name="_Toc225688309"/>
       <w:bookmarkEnd w:id="2"/>
       <w:r>
         <w:t>Creating a virtual environment in VS Code</w:t>
@@ -2194,7 +2194,7 @@
         <w:pStyle w:val="Heading1"/>
       </w:pPr>
       <w:bookmarkStart w:id="6" w:name="activating-the-virtual-environment"/>
-      <w:bookmarkStart w:id="7" w:name="_Toc225619238"/>
+      <w:bookmarkStart w:id="7" w:name="_Toc225688310"/>
       <w:bookmarkEnd w:id="4"/>
       <w:r>
         <w:lastRenderedPageBreak/>
@@ -2221,7 +2221,7 @@
         <w:pStyle w:val="Heading2"/>
       </w:pPr>
       <w:bookmarkStart w:id="8" w:name="option-1-close-and-reopen-the-terminal"/>
-      <w:bookmarkStart w:id="9" w:name="_Toc225619239"/>
+      <w:bookmarkStart w:id="9" w:name="_Toc225688311"/>
       <w:r>
         <w:t>Option 1: Close and reopen the terminal</w:t>
       </w:r>
@@ -2250,7 +2250,7 @@
         <w:pStyle w:val="Heading2"/>
       </w:pPr>
       <w:bookmarkStart w:id="10" w:name="option-2-manual-activation"/>
-      <w:bookmarkStart w:id="11" w:name="_Toc225619240"/>
+      <w:bookmarkStart w:id="11" w:name="_Toc225688312"/>
       <w:bookmarkEnd w:id="8"/>
       <w:r>
         <w:t>Option 2: Manual activation</w:t>
@@ -2429,7 +2429,7 @@
           <w:noProof/>
         </w:rPr>
         <w:drawing>
-          <wp:inline distT="0" distB="0" distL="0" distR="0" wp14:anchorId="4397C0AA" wp14:editId="2FC71FF6">
+          <wp:inline distT="0" distB="0" distL="0" distR="0" wp14:anchorId="4F4FA04E" wp14:editId="3CC5A169">
             <wp:extent cx="6692900" cy="982257"/>
             <wp:effectExtent l="0" t="0" r="0" b="0"/>
             <wp:docPr id="35" name="Picture" descr="Figure 3"/>
@@ -2476,7 +2476,7 @@
         <w:pStyle w:val="Heading1"/>
       </w:pPr>
       <w:bookmarkStart w:id="12" w:name="installing-packages"/>
-      <w:bookmarkStart w:id="13" w:name="_Toc225619241"/>
+      <w:bookmarkStart w:id="13" w:name="_Toc225688313"/>
       <w:bookmarkEnd w:id="6"/>
       <w:bookmarkEnd w:id="10"/>
       <w:r>
@@ -2585,7 +2585,7 @@
         </w:rPr>
         <w:lastRenderedPageBreak/>
         <w:drawing>
-          <wp:inline distT="0" distB="0" distL="0" distR="0" wp14:anchorId="0521F0EB" wp14:editId="022424F7">
+          <wp:inline distT="0" distB="0" distL="0" distR="0" wp14:anchorId="04CE0128" wp14:editId="6E0EFDFF">
             <wp:extent cx="5855233" cy="3865068"/>
             <wp:effectExtent l="0" t="0" r="0" b="0"/>
             <wp:docPr id="40" name="Picture" descr="Figure 4"/>
@@ -2632,7 +2632,7 @@
         <w:pStyle w:val="Heading1"/>
       </w:pPr>
       <w:bookmarkStart w:id="14" w:name="Xe188e378d883609ea34bc48fc3c7beeb69a8f46"/>
-      <w:bookmarkStart w:id="15" w:name="_Toc225619242"/>
+      <w:bookmarkStart w:id="15" w:name="_Toc225688314"/>
       <w:bookmarkEnd w:id="12"/>
       <w:r>
         <w:t xml:space="preserve">If the terminal does not auto-activate </w:t>
@@ -2712,7 +2712,7 @@
         <w:pStyle w:val="Heading1"/>
       </w:pPr>
       <w:bookmarkStart w:id="16" w:name="if-creating-venv-gets-stuck"/>
-      <w:bookmarkStart w:id="17" w:name="_Toc225619243"/>
+      <w:bookmarkStart w:id="17" w:name="_Toc225688315"/>
       <w:bookmarkEnd w:id="14"/>
       <w:r>
         <w:t xml:space="preserve">If creating </w:t>
@@ -2988,7 +2988,7 @@
         <w:pStyle w:val="Heading1"/>
       </w:pPr>
       <w:bookmarkStart w:id="18" w:name="what-to-remember"/>
-      <w:bookmarkStart w:id="19" w:name="_Toc225619244"/>
+      <w:bookmarkStart w:id="19" w:name="_Toc225688316"/>
       <w:bookmarkEnd w:id="16"/>
       <w:r>
         <w:t>What to remember</w:t>
@@ -3073,7 +3073,7 @@
         <w:pStyle w:val="Heading1"/>
       </w:pPr>
       <w:bookmarkStart w:id="20" w:name="checking-java"/>
-      <w:bookmarkStart w:id="21" w:name="_Toc225619245"/>
+      <w:bookmarkStart w:id="21" w:name="_Toc225688317"/>
       <w:bookmarkEnd w:id="18"/>
       <w:r>
         <w:t>Checking Java</w:t>
@@ -3177,7 +3177,7 @@
         <w:pStyle w:val="Heading1"/>
       </w:pPr>
       <w:bookmarkStart w:id="22" w:name="creating-example-files"/>
-      <w:bookmarkStart w:id="23" w:name="_Toc225619246"/>
+      <w:bookmarkStart w:id="23" w:name="_Toc225688318"/>
       <w:bookmarkEnd w:id="20"/>
       <w:r>
         <w:t>Creating example files</w:t>
@@ -3897,7 +3897,7 @@
         <w:pStyle w:val="Heading1"/>
       </w:pPr>
       <w:bookmarkStart w:id="24" w:name="running-and-debugging-in-vs-code"/>
-      <w:bookmarkStart w:id="25" w:name="_Toc225619247"/>
+      <w:bookmarkStart w:id="25" w:name="_Toc225688319"/>
       <w:bookmarkEnd w:id="22"/>
       <w:r>
         <w:t>Running and debugging in VS Code</w:t>
@@ -4087,7 +4087,7 @@
           <w:noProof/>
         </w:rPr>
         <w:drawing>
-          <wp:inline distT="0" distB="0" distL="0" distR="0" wp14:anchorId="3FAAD70C" wp14:editId="1808AD7F">
+          <wp:inline distT="0" distB="0" distL="0" distR="0" wp14:anchorId="50330EC1" wp14:editId="51C9EA56">
             <wp:extent cx="3926541" cy="3980329"/>
             <wp:effectExtent l="0" t="0" r="0" b="0"/>
             <wp:docPr id="49" name="Picture" descr="Figure 5"/>
@@ -4154,7 +4154,7 @@
         <w:pStyle w:val="Heading1"/>
       </w:pPr>
       <w:bookmarkStart w:id="26" w:name="experimenting-with-pyspark"/>
-      <w:bookmarkStart w:id="27" w:name="_Toc225619248"/>
+      <w:bookmarkStart w:id="27" w:name="_Toc225688320"/>
       <w:bookmarkEnd w:id="24"/>
       <w:r>
         <w:t xml:space="preserve">Experimenting with </w:t>
@@ -4291,7 +4291,7 @@
         <w:pStyle w:val="Heading2"/>
       </w:pPr>
       <w:bookmarkStart w:id="28" w:name="option-1-pyspark"/>
-      <w:bookmarkStart w:id="29" w:name="_Toc225619249"/>
+      <w:bookmarkStart w:id="29" w:name="_Toc225688321"/>
       <w:r>
         <w:t xml:space="preserve">Option 1: </w:t>
       </w:r>
@@ -4679,7 +4679,7 @@
         <w:pStyle w:val="Heading2"/>
       </w:pPr>
       <w:bookmarkStart w:id="30" w:name="X05babe97dde5dbf9f90825a9108b2dda46e49cf"/>
-      <w:bookmarkStart w:id="31" w:name="_Toc225619250"/>
+      <w:bookmarkStart w:id="31" w:name="_Toc225688322"/>
       <w:bookmarkEnd w:id="28"/>
       <w:r>
         <w:t>Option 2: open the regular Python console from the terminal</w:t>
@@ -5008,7 +5008,7 @@
         <w:pStyle w:val="Heading1"/>
       </w:pPr>
       <w:bookmarkStart w:id="32" w:name="checking-the-spark-ui"/>
-      <w:bookmarkStart w:id="33" w:name="_Toc225619251"/>
+      <w:bookmarkStart w:id="33" w:name="_Toc225688323"/>
       <w:bookmarkEnd w:id="26"/>
       <w:bookmarkEnd w:id="30"/>
       <w:r>
@@ -5056,7 +5056,7 @@
           <w:noProof/>
         </w:rPr>
         <w:drawing>
-          <wp:inline distT="0" distB="0" distL="0" distR="0" wp14:anchorId="1FF4AC38" wp14:editId="087F93F9">
+          <wp:inline distT="0" distB="0" distL="0" distR="0" wp14:anchorId="4A2FD87B" wp14:editId="2890CE76">
             <wp:extent cx="6692900" cy="3213434"/>
             <wp:effectExtent l="0" t="0" r="0" b="0"/>
             <wp:docPr id="57" name="Picture" descr="Figure 6"/>
@@ -5103,7 +5103,7 @@
         <w:pStyle w:val="Heading1"/>
       </w:pPr>
       <w:bookmarkStart w:id="34" w:name="next-local-guide"/>
-      <w:bookmarkStart w:id="35" w:name="_Toc225619252"/>
+      <w:bookmarkStart w:id="35" w:name="_Toc225688324"/>
       <w:bookmarkEnd w:id="32"/>
       <w:r>
         <w:t>Next local guide</w:t>
@@ -5171,7 +5171,7 @@
         <w:pStyle w:val="Heading1"/>
       </w:pPr>
       <w:bookmarkStart w:id="36" w:name="useful-notes"/>
-      <w:bookmarkStart w:id="37" w:name="_Toc225619253"/>
+      <w:bookmarkStart w:id="37" w:name="_Toc225688325"/>
       <w:bookmarkEnd w:id="34"/>
       <w:r>
         <w:lastRenderedPageBreak/>
@@ -5765,7 +5765,7 @@
   <w:abstractNum w:abstractNumId="9" w15:restartNumberingAfterBreak="0">
     <w:nsid w:val="0000A990"/>
     <w:multiLevelType w:val="multilevel"/>
-    <w:tmpl w:val="D588752E"/>
+    <w:tmpl w:val="3F9E205C"/>
     <w:lvl w:ilvl="0">
       <w:numFmt w:val="bullet"/>
       <w:lvlText w:val=" "/>
@@ -5842,7 +5842,7 @@
   <w:abstractNum w:abstractNumId="10" w15:restartNumberingAfterBreak="0">
     <w:nsid w:val="0000A991"/>
     <w:multiLevelType w:val="multilevel"/>
-    <w:tmpl w:val="68FAD164"/>
+    <w:tmpl w:val="940ABF0E"/>
     <w:lvl w:ilvl="0">
       <w:numFmt w:val="bullet"/>
       <w:lvlText w:val=""/>
@@ -5946,7 +5946,7 @@
   <w:abstractNum w:abstractNumId="11" w15:restartNumberingAfterBreak="0">
     <w:nsid w:val="00A99411"/>
     <w:multiLevelType w:val="multilevel"/>
-    <w:tmpl w:val="13F297D0"/>
+    <w:tmpl w:val="4E1ACF10"/>
     <w:lvl w:ilvl="0">
       <w:start w:val="1"/>
       <w:numFmt w:val="decimal"/>
@@ -6029,55 +6029,55 @@
       </w:pPr>
     </w:lvl>
   </w:abstractNum>
-  <w:num w:numId="1" w16cid:durableId="1077630787">
+  <w:num w:numId="1" w16cid:durableId="1613391070">
     <w:abstractNumId w:val="8"/>
   </w:num>
-  <w:num w:numId="2" w16cid:durableId="2020809490">
+  <w:num w:numId="2" w16cid:durableId="1987779558">
     <w:abstractNumId w:val="6"/>
   </w:num>
-  <w:num w:numId="3" w16cid:durableId="943534394">
+  <w:num w:numId="3" w16cid:durableId="882323487">
     <w:abstractNumId w:val="5"/>
   </w:num>
-  <w:num w:numId="4" w16cid:durableId="818570076">
+  <w:num w:numId="4" w16cid:durableId="1847206069">
     <w:abstractNumId w:val="4"/>
   </w:num>
-  <w:num w:numId="5" w16cid:durableId="315455031">
+  <w:num w:numId="5" w16cid:durableId="834497194">
     <w:abstractNumId w:val="7"/>
   </w:num>
-  <w:num w:numId="6" w16cid:durableId="174224031">
+  <w:num w:numId="6" w16cid:durableId="1082800594">
     <w:abstractNumId w:val="3"/>
   </w:num>
-  <w:num w:numId="7" w16cid:durableId="1071151020">
+  <w:num w:numId="7" w16cid:durableId="73208431">
     <w:abstractNumId w:val="2"/>
   </w:num>
-  <w:num w:numId="8" w16cid:durableId="320357065">
+  <w:num w:numId="8" w16cid:durableId="1187209438">
     <w:abstractNumId w:val="1"/>
   </w:num>
-  <w:num w:numId="9" w16cid:durableId="956791169">
+  <w:num w:numId="9" w16cid:durableId="948439658">
     <w:abstractNumId w:val="0"/>
   </w:num>
-  <w:num w:numId="10" w16cid:durableId="1862339">
+  <w:num w:numId="10" w16cid:durableId="2018575944">
     <w:abstractNumId w:val="9"/>
   </w:num>
-  <w:num w:numId="11" w16cid:durableId="1418016316">
+  <w:num w:numId="11" w16cid:durableId="384835556">
     <w:abstractNumId w:val="10"/>
   </w:num>
-  <w:num w:numId="12" w16cid:durableId="1508062057">
+  <w:num w:numId="12" w16cid:durableId="257711902">
     <w:abstractNumId w:val="10"/>
   </w:num>
-  <w:num w:numId="13" w16cid:durableId="2011977816">
+  <w:num w:numId="13" w16cid:durableId="1023553210">
     <w:abstractNumId w:val="10"/>
   </w:num>
-  <w:num w:numId="14" w16cid:durableId="1476026911">
+  <w:num w:numId="14" w16cid:durableId="446119373">
     <w:abstractNumId w:val="10"/>
   </w:num>
-  <w:num w:numId="15" w16cid:durableId="1832480722">
+  <w:num w:numId="15" w16cid:durableId="1757361434">
     <w:abstractNumId w:val="10"/>
   </w:num>
-  <w:num w:numId="16" w16cid:durableId="513811348">
+  <w:num w:numId="16" w16cid:durableId="2070490548">
     <w:abstractNumId w:val="10"/>
   </w:num>
-  <w:num w:numId="17" w16cid:durableId="840702019">
+  <w:num w:numId="17" w16cid:durableId="1548449544">
     <w:abstractNumId w:val="11"/>
     <w:lvlOverride w:ilvl="0">
       <w:startOverride w:val="1"/>
@@ -6107,25 +6107,25 @@
       <w:startOverride w:val="1"/>
     </w:lvlOverride>
   </w:num>
-  <w:num w:numId="18" w16cid:durableId="271715179">
+  <w:num w:numId="18" w16cid:durableId="1816098437">
     <w:abstractNumId w:val="10"/>
   </w:num>
-  <w:num w:numId="19" w16cid:durableId="876353706">
+  <w:num w:numId="19" w16cid:durableId="1512142115">
     <w:abstractNumId w:val="10"/>
   </w:num>
-  <w:num w:numId="20" w16cid:durableId="1982879733">
+  <w:num w:numId="20" w16cid:durableId="1823962343">
     <w:abstractNumId w:val="10"/>
   </w:num>
-  <w:num w:numId="21" w16cid:durableId="862207698">
+  <w:num w:numId="21" w16cid:durableId="1169515565">
     <w:abstractNumId w:val="10"/>
   </w:num>
-  <w:num w:numId="22" w16cid:durableId="955791598">
+  <w:num w:numId="22" w16cid:durableId="929774340">
     <w:abstractNumId w:val="10"/>
   </w:num>
-  <w:num w:numId="23" w16cid:durableId="1069036174">
+  <w:num w:numId="23" w16cid:durableId="277614422">
     <w:abstractNumId w:val="10"/>
   </w:num>
-  <w:num w:numId="24" w16cid:durableId="2098407530">
+  <w:num w:numId="24" w16cid:durableId="1107391546">
     <w:abstractNumId w:val="10"/>
   </w:num>
 </w:numbering>
@@ -17946,7 +17946,7 @@
     <w:autoRedefine/>
     <w:uiPriority w:val="39"/>
     <w:unhideWhenUsed/>
-    <w:rsid w:val="00CD2064"/>
+    <w:rsid w:val="005E3AD4"/>
     <w:pPr>
       <w:spacing w:after="100"/>
     </w:pPr>
@@ -17958,7 +17958,7 @@
     <w:autoRedefine/>
     <w:uiPriority w:val="39"/>
     <w:unhideWhenUsed/>
-    <w:rsid w:val="00CD2064"/>
+    <w:rsid w:val="005E3AD4"/>
     <w:pPr>
       <w:spacing w:after="100"/>
       <w:ind w:left="220"/>
@@ -17969,7 +17969,7 @@
     <w:basedOn w:val="DefaultParagraphFont"/>
     <w:uiPriority w:val="99"/>
     <w:unhideWhenUsed/>
-    <w:rsid w:val="00CD2064"/>
+    <w:rsid w:val="005E3AD4"/>
     <w:rPr>
       <w:color w:val="0000FF" w:themeColor="hyperlink"/>
       <w:u w:val="single"/>

--- a/odigoi/02_vscode_local_authoring.en.docx
+++ b/odigoi/02_vscode_local_authoring.en.docx
@@ -20,7 +20,7 @@
           <w:sz w:val="22"/>
           <w:szCs w:val="22"/>
         </w:rPr>
-        <w:id w:val="-531727217"/>
+        <w:id w:val="-42294233"/>
         <w:docPartObj>
           <w:docPartGallery w:val="Table of Contents"/>
           <w:docPartUnique/>
@@ -61,7 +61,7 @@
           <w:r>
             <w:fldChar w:fldCharType="separate"/>
           </w:r>
-          <w:hyperlink w:anchor="_Toc225688307" w:history="1">
+          <w:hyperlink w:anchor="_Toc225777406" w:history="1">
             <w:r>
               <w:rPr>
                 <w:rStyle w:val="Hyperlink"/>
@@ -88,7 +88,7 @@
                 <w:noProof/>
                 <w:webHidden/>
               </w:rPr>
-              <w:instrText xml:space="preserve"> PAGEREF _Toc225688307 \h </w:instrText>
+              <w:instrText xml:space="preserve"> PAGEREF _Toc225777406 \h </w:instrText>
             </w:r>
             <w:r>
               <w:rPr>
@@ -135,7 +135,7 @@
               <w14:ligatures w14:val="standardContextual"/>
             </w:rPr>
           </w:pPr>
-          <w:hyperlink w:anchor="_Toc225688308" w:history="1">
+          <w:hyperlink w:anchor="_Toc225777407" w:history="1">
             <w:r>
               <w:rPr>
                 <w:rStyle w:val="Hyperlink"/>
@@ -162,7 +162,7 @@
                 <w:noProof/>
                 <w:webHidden/>
               </w:rPr>
-              <w:instrText xml:space="preserve"> PAGEREF _Toc225688308 \h </w:instrText>
+              <w:instrText xml:space="preserve"> PAGEREF _Toc225777407 \h </w:instrText>
             </w:r>
             <w:r>
               <w:rPr>
@@ -209,7 +209,7 @@
               <w14:ligatures w14:val="standardContextual"/>
             </w:rPr>
           </w:pPr>
-          <w:hyperlink w:anchor="_Toc225688309" w:history="1">
+          <w:hyperlink w:anchor="_Toc225777408" w:history="1">
             <w:r>
               <w:rPr>
                 <w:rStyle w:val="Hyperlink"/>
@@ -236,7 +236,7 @@
                 <w:noProof/>
                 <w:webHidden/>
               </w:rPr>
-              <w:instrText xml:space="preserve"> PAGEREF _Toc225688309 \h </w:instrText>
+              <w:instrText xml:space="preserve"> PAGEREF _Toc225777408 \h </w:instrText>
             </w:r>
             <w:r>
               <w:rPr>
@@ -283,7 +283,7 @@
               <w14:ligatures w14:val="standardContextual"/>
             </w:rPr>
           </w:pPr>
-          <w:hyperlink w:anchor="_Toc225688310" w:history="1">
+          <w:hyperlink w:anchor="_Toc225777409" w:history="1">
             <w:r>
               <w:rPr>
                 <w:rStyle w:val="Hyperlink"/>
@@ -310,7 +310,7 @@
                 <w:noProof/>
                 <w:webHidden/>
               </w:rPr>
-              <w:instrText xml:space="preserve"> PAGEREF _Toc225688310 \h </w:instrText>
+              <w:instrText xml:space="preserve"> PAGEREF _Toc225777409 \h </w:instrText>
             </w:r>
             <w:r>
               <w:rPr>
@@ -357,7 +357,7 @@
               <w14:ligatures w14:val="standardContextual"/>
             </w:rPr>
           </w:pPr>
-          <w:hyperlink w:anchor="_Toc225688311" w:history="1">
+          <w:hyperlink w:anchor="_Toc225777410" w:history="1">
             <w:r>
               <w:rPr>
                 <w:rStyle w:val="Hyperlink"/>
@@ -384,7 +384,7 @@
                 <w:noProof/>
                 <w:webHidden/>
               </w:rPr>
-              <w:instrText xml:space="preserve"> PAGEREF _Toc225688311 \h </w:instrText>
+              <w:instrText xml:space="preserve"> PAGEREF _Toc225777410 \h </w:instrText>
             </w:r>
             <w:r>
               <w:rPr>
@@ -431,7 +431,7 @@
               <w14:ligatures w14:val="standardContextual"/>
             </w:rPr>
           </w:pPr>
-          <w:hyperlink w:anchor="_Toc225688312" w:history="1">
+          <w:hyperlink w:anchor="_Toc225777411" w:history="1">
             <w:r>
               <w:rPr>
                 <w:rStyle w:val="Hyperlink"/>
@@ -458,7 +458,7 @@
                 <w:noProof/>
                 <w:webHidden/>
               </w:rPr>
-              <w:instrText xml:space="preserve"> PAGEREF _Toc225688312 \h </w:instrText>
+              <w:instrText xml:space="preserve"> PAGEREF _Toc225777411 \h </w:instrText>
             </w:r>
             <w:r>
               <w:rPr>
@@ -505,7 +505,7 @@
               <w14:ligatures w14:val="standardContextual"/>
             </w:rPr>
           </w:pPr>
-          <w:hyperlink w:anchor="_Toc225688313" w:history="1">
+          <w:hyperlink w:anchor="_Toc225777412" w:history="1">
             <w:r>
               <w:rPr>
                 <w:rStyle w:val="Hyperlink"/>
@@ -532,7 +532,7 @@
                 <w:noProof/>
                 <w:webHidden/>
               </w:rPr>
-              <w:instrText xml:space="preserve"> PAGEREF _Toc225688313 \h </w:instrText>
+              <w:instrText xml:space="preserve"> PAGEREF _Toc225777412 \h </w:instrText>
             </w:r>
             <w:r>
               <w:rPr>
@@ -579,7 +579,7 @@
               <w14:ligatures w14:val="standardContextual"/>
             </w:rPr>
           </w:pPr>
-          <w:hyperlink w:anchor="_Toc225688314" w:history="1">
+          <w:hyperlink w:anchor="_Toc225777413" w:history="1">
             <w:r>
               <w:rPr>
                 <w:rStyle w:val="Hyperlink"/>
@@ -615,7 +615,7 @@
                 <w:noProof/>
                 <w:webHidden/>
               </w:rPr>
-              <w:instrText xml:space="preserve"> PAGEREF _Toc225688314 \h </w:instrText>
+              <w:instrText xml:space="preserve"> PAGEREF _Toc225777413 \h </w:instrText>
             </w:r>
             <w:r>
               <w:rPr>
@@ -662,7 +662,7 @@
               <w14:ligatures w14:val="standardContextual"/>
             </w:rPr>
           </w:pPr>
-          <w:hyperlink w:anchor="_Toc225688315" w:history="1">
+          <w:hyperlink w:anchor="_Toc225777414" w:history="1">
             <w:r>
               <w:rPr>
                 <w:rStyle w:val="Hyperlink"/>
@@ -705,7 +705,7 @@
                 <w:noProof/>
                 <w:webHidden/>
               </w:rPr>
-              <w:instrText xml:space="preserve"> PAGEREF _Toc225688315 \h </w:instrText>
+              <w:instrText xml:space="preserve"> PAGEREF _Toc225777414 \h </w:instrText>
             </w:r>
             <w:r>
               <w:rPr>
@@ -752,7 +752,7 @@
               <w14:ligatures w14:val="standardContextual"/>
             </w:rPr>
           </w:pPr>
-          <w:hyperlink w:anchor="_Toc225688316" w:history="1">
+          <w:hyperlink w:anchor="_Toc225777415" w:history="1">
             <w:r>
               <w:rPr>
                 <w:rStyle w:val="Hyperlink"/>
@@ -779,7 +779,7 @@
                 <w:noProof/>
                 <w:webHidden/>
               </w:rPr>
-              <w:instrText xml:space="preserve"> PAGEREF _Toc225688316 \h </w:instrText>
+              <w:instrText xml:space="preserve"> PAGEREF _Toc225777415 \h </w:instrText>
             </w:r>
             <w:r>
               <w:rPr>
@@ -826,7 +826,7 @@
               <w14:ligatures w14:val="standardContextual"/>
             </w:rPr>
           </w:pPr>
-          <w:hyperlink w:anchor="_Toc225688317" w:history="1">
+          <w:hyperlink w:anchor="_Toc225777416" w:history="1">
             <w:r>
               <w:rPr>
                 <w:rStyle w:val="Hyperlink"/>
@@ -853,7 +853,7 @@
                 <w:noProof/>
                 <w:webHidden/>
               </w:rPr>
-              <w:instrText xml:space="preserve"> PAGEREF _Toc225688317 \h </w:instrText>
+              <w:instrText xml:space="preserve"> PAGEREF _Toc225777416 \h </w:instrText>
             </w:r>
             <w:r>
               <w:rPr>
@@ -900,7 +900,7 @@
               <w14:ligatures w14:val="standardContextual"/>
             </w:rPr>
           </w:pPr>
-          <w:hyperlink w:anchor="_Toc225688318" w:history="1">
+          <w:hyperlink w:anchor="_Toc225777417" w:history="1">
             <w:r>
               <w:rPr>
                 <w:rStyle w:val="Hyperlink"/>
@@ -927,7 +927,7 @@
                 <w:noProof/>
                 <w:webHidden/>
               </w:rPr>
-              <w:instrText xml:space="preserve"> PAGEREF _Toc225688318 \h </w:instrText>
+              <w:instrText xml:space="preserve"> PAGEREF _Toc225777417 \h </w:instrText>
             </w:r>
             <w:r>
               <w:rPr>
@@ -974,7 +974,7 @@
               <w14:ligatures w14:val="standardContextual"/>
             </w:rPr>
           </w:pPr>
-          <w:hyperlink w:anchor="_Toc225688319" w:history="1">
+          <w:hyperlink w:anchor="_Toc225777418" w:history="1">
             <w:r>
               <w:rPr>
                 <w:rStyle w:val="Hyperlink"/>
@@ -1001,7 +1001,7 @@
                 <w:noProof/>
                 <w:webHidden/>
               </w:rPr>
-              <w:instrText xml:space="preserve"> PAGEREF _Toc225688319 \h </w:instrText>
+              <w:instrText xml:space="preserve"> PAGEREF _Toc225777418 \h </w:instrText>
             </w:r>
             <w:r>
               <w:rPr>
@@ -1048,7 +1048,7 @@
               <w14:ligatures w14:val="standardContextual"/>
             </w:rPr>
           </w:pPr>
-          <w:hyperlink w:anchor="_Toc225688320" w:history="1">
+          <w:hyperlink w:anchor="_Toc225777419" w:history="1">
             <w:r>
               <w:rPr>
                 <w:rStyle w:val="Hyperlink"/>
@@ -1084,7 +1084,7 @@
                 <w:noProof/>
                 <w:webHidden/>
               </w:rPr>
-              <w:instrText xml:space="preserve"> PAGEREF _Toc225688320 \h </w:instrText>
+              <w:instrText xml:space="preserve"> PAGEREF _Toc225777419 \h </w:instrText>
             </w:r>
             <w:r>
               <w:rPr>
@@ -1131,7 +1131,7 @@
               <w14:ligatures w14:val="standardContextual"/>
             </w:rPr>
           </w:pPr>
-          <w:hyperlink w:anchor="_Toc225688321" w:history="1">
+          <w:hyperlink w:anchor="_Toc225777420" w:history="1">
             <w:r>
               <w:rPr>
                 <w:rStyle w:val="Hyperlink"/>
@@ -1167,7 +1167,7 @@
                 <w:noProof/>
                 <w:webHidden/>
               </w:rPr>
-              <w:instrText xml:space="preserve"> PAGEREF _Toc225688321 \h </w:instrText>
+              <w:instrText xml:space="preserve"> PAGEREF _Toc225777420 \h </w:instrText>
             </w:r>
             <w:r>
               <w:rPr>
@@ -1214,7 +1214,7 @@
               <w14:ligatures w14:val="standardContextual"/>
             </w:rPr>
           </w:pPr>
-          <w:hyperlink w:anchor="_Toc225688322" w:history="1">
+          <w:hyperlink w:anchor="_Toc225777421" w:history="1">
             <w:r>
               <w:rPr>
                 <w:rStyle w:val="Hyperlink"/>
@@ -1241,7 +1241,7 @@
                 <w:noProof/>
                 <w:webHidden/>
               </w:rPr>
-              <w:instrText xml:space="preserve"> PAGEREF _Toc225688322 \h </w:instrText>
+              <w:instrText xml:space="preserve"> PAGEREF _Toc225777421 \h </w:instrText>
             </w:r>
             <w:r>
               <w:rPr>
@@ -1288,7 +1288,7 @@
               <w14:ligatures w14:val="standardContextual"/>
             </w:rPr>
           </w:pPr>
-          <w:hyperlink w:anchor="_Toc225688323" w:history="1">
+          <w:hyperlink w:anchor="_Toc225777422" w:history="1">
             <w:r>
               <w:rPr>
                 <w:rStyle w:val="Hyperlink"/>
@@ -1315,7 +1315,7 @@
                 <w:noProof/>
                 <w:webHidden/>
               </w:rPr>
-              <w:instrText xml:space="preserve"> PAGEREF _Toc225688323 \h </w:instrText>
+              <w:instrText xml:space="preserve"> PAGEREF _Toc225777422 \h </w:instrText>
             </w:r>
             <w:r>
               <w:rPr>
@@ -1362,7 +1362,7 @@
               <w14:ligatures w14:val="standardContextual"/>
             </w:rPr>
           </w:pPr>
-          <w:hyperlink w:anchor="_Toc225688324" w:history="1">
+          <w:hyperlink w:anchor="_Toc225777423" w:history="1">
             <w:r>
               <w:rPr>
                 <w:rStyle w:val="Hyperlink"/>
@@ -1389,7 +1389,7 @@
                 <w:noProof/>
                 <w:webHidden/>
               </w:rPr>
-              <w:instrText xml:space="preserve"> PAGEREF _Toc225688324 \h </w:instrText>
+              <w:instrText xml:space="preserve"> PAGEREF _Toc225777423 \h </w:instrText>
             </w:r>
             <w:r>
               <w:rPr>
@@ -1436,7 +1436,7 @@
               <w14:ligatures w14:val="standardContextual"/>
             </w:rPr>
           </w:pPr>
-          <w:hyperlink w:anchor="_Toc225688325" w:history="1">
+          <w:hyperlink w:anchor="_Toc225777424" w:history="1">
             <w:r>
               <w:rPr>
                 <w:rStyle w:val="Hyperlink"/>
@@ -1463,7 +1463,7 @@
                 <w:noProof/>
                 <w:webHidden/>
               </w:rPr>
-              <w:instrText xml:space="preserve"> PAGEREF _Toc225688325 \h </w:instrText>
+              <w:instrText xml:space="preserve"> PAGEREF _Toc225777424 \h </w:instrText>
             </w:r>
             <w:r>
               <w:rPr>
@@ -1506,7 +1506,7 @@
         <w:pStyle w:val="Heading1"/>
       </w:pPr>
       <w:bookmarkStart w:id="0" w:name="setting-up-the-local-environment"/>
-      <w:bookmarkStart w:id="1" w:name="_Toc225688307"/>
+      <w:bookmarkStart w:id="1" w:name="_Toc225777406"/>
       <w:r>
         <w:t>Setting up the local environment</w:t>
       </w:r>
@@ -1667,7 +1667,7 @@
           <w:noProof/>
         </w:rPr>
         <w:drawing>
-          <wp:inline distT="0" distB="0" distL="0" distR="0" wp14:anchorId="64E01A73" wp14:editId="046392EF">
+          <wp:inline distT="0" distB="0" distL="0" distR="0" wp14:anchorId="5F147E3A" wp14:editId="303B5601">
             <wp:extent cx="6692900" cy="3434514"/>
             <wp:effectExtent l="0" t="0" r="0" b="0"/>
             <wp:docPr id="25" name="Picture" descr="Figure 1"/>
@@ -1714,7 +1714,7 @@
         <w:pStyle w:val="Heading1"/>
       </w:pPr>
       <w:bookmarkStart w:id="2" w:name="opening-the-repository"/>
-      <w:bookmarkStart w:id="3" w:name="_Toc225688308"/>
+      <w:bookmarkStart w:id="3" w:name="_Toc225777407"/>
       <w:bookmarkEnd w:id="0"/>
       <w:r>
         <w:t>Opening the repository</w:t>
@@ -1870,7 +1870,7 @@
         </w:rPr>
         <w:lastRenderedPageBreak/>
         <w:drawing>
-          <wp:inline distT="0" distB="0" distL="0" distR="0" wp14:anchorId="7B08968A" wp14:editId="1384236C">
+          <wp:inline distT="0" distB="0" distL="0" distR="0" wp14:anchorId="6F5F4385" wp14:editId="34AE3962">
             <wp:extent cx="4933149" cy="3058245"/>
             <wp:effectExtent l="0" t="0" r="0" b="0"/>
             <wp:docPr id="29" name="Picture" descr="Figure 2"/>
@@ -1917,7 +1917,7 @@
         <w:pStyle w:val="Heading1"/>
       </w:pPr>
       <w:bookmarkStart w:id="4" w:name="X061db1630709303cf34572c1a5beaa2ae9ef768"/>
-      <w:bookmarkStart w:id="5" w:name="_Toc225688309"/>
+      <w:bookmarkStart w:id="5" w:name="_Toc225777408"/>
       <w:bookmarkEnd w:id="2"/>
       <w:r>
         <w:t>Creating a virtual environment in VS Code</w:t>
@@ -2194,7 +2194,7 @@
         <w:pStyle w:val="Heading1"/>
       </w:pPr>
       <w:bookmarkStart w:id="6" w:name="activating-the-virtual-environment"/>
-      <w:bookmarkStart w:id="7" w:name="_Toc225688310"/>
+      <w:bookmarkStart w:id="7" w:name="_Toc225777409"/>
       <w:bookmarkEnd w:id="4"/>
       <w:r>
         <w:lastRenderedPageBreak/>
@@ -2221,7 +2221,7 @@
         <w:pStyle w:val="Heading2"/>
       </w:pPr>
       <w:bookmarkStart w:id="8" w:name="option-1-close-and-reopen-the-terminal"/>
-      <w:bookmarkStart w:id="9" w:name="_Toc225688311"/>
+      <w:bookmarkStart w:id="9" w:name="_Toc225777410"/>
       <w:r>
         <w:t>Option 1: Close and reopen the terminal</w:t>
       </w:r>
@@ -2250,7 +2250,7 @@
         <w:pStyle w:val="Heading2"/>
       </w:pPr>
       <w:bookmarkStart w:id="10" w:name="option-2-manual-activation"/>
-      <w:bookmarkStart w:id="11" w:name="_Toc225688312"/>
+      <w:bookmarkStart w:id="11" w:name="_Toc225777411"/>
       <w:bookmarkEnd w:id="8"/>
       <w:r>
         <w:t>Option 2: Manual activation</w:t>
@@ -2429,7 +2429,7 @@
           <w:noProof/>
         </w:rPr>
         <w:drawing>
-          <wp:inline distT="0" distB="0" distL="0" distR="0" wp14:anchorId="4F4FA04E" wp14:editId="3CC5A169">
+          <wp:inline distT="0" distB="0" distL="0" distR="0" wp14:anchorId="1ADC2604" wp14:editId="0AAB30E3">
             <wp:extent cx="6692900" cy="982257"/>
             <wp:effectExtent l="0" t="0" r="0" b="0"/>
             <wp:docPr id="35" name="Picture" descr="Figure 3"/>
@@ -2476,7 +2476,7 @@
         <w:pStyle w:val="Heading1"/>
       </w:pPr>
       <w:bookmarkStart w:id="12" w:name="installing-packages"/>
-      <w:bookmarkStart w:id="13" w:name="_Toc225688313"/>
+      <w:bookmarkStart w:id="13" w:name="_Toc225777412"/>
       <w:bookmarkEnd w:id="6"/>
       <w:bookmarkEnd w:id="10"/>
       <w:r>
@@ -2585,7 +2585,7 @@
         </w:rPr>
         <w:lastRenderedPageBreak/>
         <w:drawing>
-          <wp:inline distT="0" distB="0" distL="0" distR="0" wp14:anchorId="04CE0128" wp14:editId="6E0EFDFF">
+          <wp:inline distT="0" distB="0" distL="0" distR="0" wp14:anchorId="647F283D" wp14:editId="7D3799B4">
             <wp:extent cx="5855233" cy="3865068"/>
             <wp:effectExtent l="0" t="0" r="0" b="0"/>
             <wp:docPr id="40" name="Picture" descr="Figure 4"/>
@@ -2632,7 +2632,7 @@
         <w:pStyle w:val="Heading1"/>
       </w:pPr>
       <w:bookmarkStart w:id="14" w:name="Xe188e378d883609ea34bc48fc3c7beeb69a8f46"/>
-      <w:bookmarkStart w:id="15" w:name="_Toc225688314"/>
+      <w:bookmarkStart w:id="15" w:name="_Toc225777413"/>
       <w:bookmarkEnd w:id="12"/>
       <w:r>
         <w:t xml:space="preserve">If the terminal does not auto-activate </w:t>
@@ -2712,7 +2712,7 @@
         <w:pStyle w:val="Heading1"/>
       </w:pPr>
       <w:bookmarkStart w:id="16" w:name="if-creating-venv-gets-stuck"/>
-      <w:bookmarkStart w:id="17" w:name="_Toc225688315"/>
+      <w:bookmarkStart w:id="17" w:name="_Toc225777414"/>
       <w:bookmarkEnd w:id="14"/>
       <w:r>
         <w:t xml:space="preserve">If creating </w:t>
@@ -2988,7 +2988,7 @@
         <w:pStyle w:val="Heading1"/>
       </w:pPr>
       <w:bookmarkStart w:id="18" w:name="what-to-remember"/>
-      <w:bookmarkStart w:id="19" w:name="_Toc225688316"/>
+      <w:bookmarkStart w:id="19" w:name="_Toc225777415"/>
       <w:bookmarkEnd w:id="16"/>
       <w:r>
         <w:t>What to remember</w:t>
@@ -3073,7 +3073,7 @@
         <w:pStyle w:val="Heading1"/>
       </w:pPr>
       <w:bookmarkStart w:id="20" w:name="checking-java"/>
-      <w:bookmarkStart w:id="21" w:name="_Toc225688317"/>
+      <w:bookmarkStart w:id="21" w:name="_Toc225777416"/>
       <w:bookmarkEnd w:id="18"/>
       <w:r>
         <w:t>Checking Java</w:t>
@@ -3177,7 +3177,7 @@
         <w:pStyle w:val="Heading1"/>
       </w:pPr>
       <w:bookmarkStart w:id="22" w:name="creating-example-files"/>
-      <w:bookmarkStart w:id="23" w:name="_Toc225688318"/>
+      <w:bookmarkStart w:id="23" w:name="_Toc225777417"/>
       <w:bookmarkEnd w:id="20"/>
       <w:r>
         <w:t>Creating example files</w:t>
@@ -3897,7 +3897,7 @@
         <w:pStyle w:val="Heading1"/>
       </w:pPr>
       <w:bookmarkStart w:id="24" w:name="running-and-debugging-in-vs-code"/>
-      <w:bookmarkStart w:id="25" w:name="_Toc225688319"/>
+      <w:bookmarkStart w:id="25" w:name="_Toc225777418"/>
       <w:bookmarkEnd w:id="22"/>
       <w:r>
         <w:t>Running and debugging in VS Code</w:t>
@@ -4087,7 +4087,7 @@
           <w:noProof/>
         </w:rPr>
         <w:drawing>
-          <wp:inline distT="0" distB="0" distL="0" distR="0" wp14:anchorId="50330EC1" wp14:editId="51C9EA56">
+          <wp:inline distT="0" distB="0" distL="0" distR="0" wp14:anchorId="59107DA8" wp14:editId="68B18C31">
             <wp:extent cx="3926541" cy="3980329"/>
             <wp:effectExtent l="0" t="0" r="0" b="0"/>
             <wp:docPr id="49" name="Picture" descr="Figure 5"/>
@@ -4154,7 +4154,7 @@
         <w:pStyle w:val="Heading1"/>
       </w:pPr>
       <w:bookmarkStart w:id="26" w:name="experimenting-with-pyspark"/>
-      <w:bookmarkStart w:id="27" w:name="_Toc225688320"/>
+      <w:bookmarkStart w:id="27" w:name="_Toc225777419"/>
       <w:bookmarkEnd w:id="24"/>
       <w:r>
         <w:t xml:space="preserve">Experimenting with </w:t>
@@ -4291,7 +4291,7 @@
         <w:pStyle w:val="Heading2"/>
       </w:pPr>
       <w:bookmarkStart w:id="28" w:name="option-1-pyspark"/>
-      <w:bookmarkStart w:id="29" w:name="_Toc225688321"/>
+      <w:bookmarkStart w:id="29" w:name="_Toc225777420"/>
       <w:r>
         <w:t xml:space="preserve">Option 1: </w:t>
       </w:r>
@@ -4679,7 +4679,7 @@
         <w:pStyle w:val="Heading2"/>
       </w:pPr>
       <w:bookmarkStart w:id="30" w:name="X05babe97dde5dbf9f90825a9108b2dda46e49cf"/>
-      <w:bookmarkStart w:id="31" w:name="_Toc225688322"/>
+      <w:bookmarkStart w:id="31" w:name="_Toc225777421"/>
       <w:bookmarkEnd w:id="28"/>
       <w:r>
         <w:t>Option 2: open the regular Python console from the terminal</w:t>
@@ -5008,7 +5008,7 @@
         <w:pStyle w:val="Heading1"/>
       </w:pPr>
       <w:bookmarkStart w:id="32" w:name="checking-the-spark-ui"/>
-      <w:bookmarkStart w:id="33" w:name="_Toc225688323"/>
+      <w:bookmarkStart w:id="33" w:name="_Toc225777422"/>
       <w:bookmarkEnd w:id="26"/>
       <w:bookmarkEnd w:id="30"/>
       <w:r>
@@ -5056,7 +5056,7 @@
           <w:noProof/>
         </w:rPr>
         <w:drawing>
-          <wp:inline distT="0" distB="0" distL="0" distR="0" wp14:anchorId="4A2FD87B" wp14:editId="2890CE76">
+          <wp:inline distT="0" distB="0" distL="0" distR="0" wp14:anchorId="7E5C1ECB" wp14:editId="2F1660A3">
             <wp:extent cx="6692900" cy="3213434"/>
             <wp:effectExtent l="0" t="0" r="0" b="0"/>
             <wp:docPr id="57" name="Picture" descr="Figure 6"/>
@@ -5103,7 +5103,7 @@
         <w:pStyle w:val="Heading1"/>
       </w:pPr>
       <w:bookmarkStart w:id="34" w:name="next-local-guide"/>
-      <w:bookmarkStart w:id="35" w:name="_Toc225688324"/>
+      <w:bookmarkStart w:id="35" w:name="_Toc225777423"/>
       <w:bookmarkEnd w:id="32"/>
       <w:r>
         <w:t>Next local guide</w:t>
@@ -5171,7 +5171,7 @@
         <w:pStyle w:val="Heading1"/>
       </w:pPr>
       <w:bookmarkStart w:id="36" w:name="useful-notes"/>
-      <w:bookmarkStart w:id="37" w:name="_Toc225688325"/>
+      <w:bookmarkStart w:id="37" w:name="_Toc225777424"/>
       <w:bookmarkEnd w:id="34"/>
       <w:r>
         <w:lastRenderedPageBreak/>
@@ -5765,7 +5765,7 @@
   <w:abstractNum w:abstractNumId="9" w15:restartNumberingAfterBreak="0">
     <w:nsid w:val="0000A990"/>
     <w:multiLevelType w:val="multilevel"/>
-    <w:tmpl w:val="3F9E205C"/>
+    <w:tmpl w:val="BC685EEC"/>
     <w:lvl w:ilvl="0">
       <w:numFmt w:val="bullet"/>
       <w:lvlText w:val=" "/>
@@ -5842,7 +5842,7 @@
   <w:abstractNum w:abstractNumId="10" w15:restartNumberingAfterBreak="0">
     <w:nsid w:val="0000A991"/>
     <w:multiLevelType w:val="multilevel"/>
-    <w:tmpl w:val="940ABF0E"/>
+    <w:tmpl w:val="8630473E"/>
     <w:lvl w:ilvl="0">
       <w:numFmt w:val="bullet"/>
       <w:lvlText w:val=""/>
@@ -5946,7 +5946,7 @@
   <w:abstractNum w:abstractNumId="11" w15:restartNumberingAfterBreak="0">
     <w:nsid w:val="00A99411"/>
     <w:multiLevelType w:val="multilevel"/>
-    <w:tmpl w:val="4E1ACF10"/>
+    <w:tmpl w:val="2F1486A2"/>
     <w:lvl w:ilvl="0">
       <w:start w:val="1"/>
       <w:numFmt w:val="decimal"/>
@@ -6029,55 +6029,55 @@
       </w:pPr>
     </w:lvl>
   </w:abstractNum>
-  <w:num w:numId="1" w16cid:durableId="1613391070">
+  <w:num w:numId="1" w16cid:durableId="1481460919">
     <w:abstractNumId w:val="8"/>
   </w:num>
-  <w:num w:numId="2" w16cid:durableId="1987779558">
+  <w:num w:numId="2" w16cid:durableId="1496609141">
     <w:abstractNumId w:val="6"/>
   </w:num>
-  <w:num w:numId="3" w16cid:durableId="882323487">
+  <w:num w:numId="3" w16cid:durableId="576941093">
     <w:abstractNumId w:val="5"/>
   </w:num>
-  <w:num w:numId="4" w16cid:durableId="1847206069">
+  <w:num w:numId="4" w16cid:durableId="1117871111">
     <w:abstractNumId w:val="4"/>
   </w:num>
-  <w:num w:numId="5" w16cid:durableId="834497194">
+  <w:num w:numId="5" w16cid:durableId="1950621924">
     <w:abstractNumId w:val="7"/>
   </w:num>
-  <w:num w:numId="6" w16cid:durableId="1082800594">
+  <w:num w:numId="6" w16cid:durableId="336614333">
     <w:abstractNumId w:val="3"/>
   </w:num>
-  <w:num w:numId="7" w16cid:durableId="73208431">
+  <w:num w:numId="7" w16cid:durableId="741561816">
     <w:abstractNumId w:val="2"/>
   </w:num>
-  <w:num w:numId="8" w16cid:durableId="1187209438">
+  <w:num w:numId="8" w16cid:durableId="2006129083">
     <w:abstractNumId w:val="1"/>
   </w:num>
-  <w:num w:numId="9" w16cid:durableId="948439658">
+  <w:num w:numId="9" w16cid:durableId="133525315">
     <w:abstractNumId w:val="0"/>
   </w:num>
-  <w:num w:numId="10" w16cid:durableId="2018575944">
+  <w:num w:numId="10" w16cid:durableId="967901716">
     <w:abstractNumId w:val="9"/>
   </w:num>
-  <w:num w:numId="11" w16cid:durableId="384835556">
+  <w:num w:numId="11" w16cid:durableId="154080060">
     <w:abstractNumId w:val="10"/>
   </w:num>
-  <w:num w:numId="12" w16cid:durableId="257711902">
+  <w:num w:numId="12" w16cid:durableId="513688482">
     <w:abstractNumId w:val="10"/>
   </w:num>
-  <w:num w:numId="13" w16cid:durableId="1023553210">
+  <w:num w:numId="13" w16cid:durableId="646860303">
     <w:abstractNumId w:val="10"/>
   </w:num>
-  <w:num w:numId="14" w16cid:durableId="446119373">
+  <w:num w:numId="14" w16cid:durableId="2074084889">
     <w:abstractNumId w:val="10"/>
   </w:num>
-  <w:num w:numId="15" w16cid:durableId="1757361434">
+  <w:num w:numId="15" w16cid:durableId="1888908595">
     <w:abstractNumId w:val="10"/>
   </w:num>
-  <w:num w:numId="16" w16cid:durableId="2070490548">
+  <w:num w:numId="16" w16cid:durableId="808982587">
     <w:abstractNumId w:val="10"/>
   </w:num>
-  <w:num w:numId="17" w16cid:durableId="1548449544">
+  <w:num w:numId="17" w16cid:durableId="2055959215">
     <w:abstractNumId w:val="11"/>
     <w:lvlOverride w:ilvl="0">
       <w:startOverride w:val="1"/>
@@ -6107,25 +6107,25 @@
       <w:startOverride w:val="1"/>
     </w:lvlOverride>
   </w:num>
-  <w:num w:numId="18" w16cid:durableId="1816098437">
+  <w:num w:numId="18" w16cid:durableId="174612701">
     <w:abstractNumId w:val="10"/>
   </w:num>
-  <w:num w:numId="19" w16cid:durableId="1512142115">
+  <w:num w:numId="19" w16cid:durableId="1411537553">
     <w:abstractNumId w:val="10"/>
   </w:num>
-  <w:num w:numId="20" w16cid:durableId="1823962343">
+  <w:num w:numId="20" w16cid:durableId="1573350804">
     <w:abstractNumId w:val="10"/>
   </w:num>
-  <w:num w:numId="21" w16cid:durableId="1169515565">
+  <w:num w:numId="21" w16cid:durableId="363867851">
     <w:abstractNumId w:val="10"/>
   </w:num>
-  <w:num w:numId="22" w16cid:durableId="929774340">
+  <w:num w:numId="22" w16cid:durableId="825970421">
     <w:abstractNumId w:val="10"/>
   </w:num>
-  <w:num w:numId="23" w16cid:durableId="277614422">
+  <w:num w:numId="23" w16cid:durableId="2002856240">
     <w:abstractNumId w:val="10"/>
   </w:num>
-  <w:num w:numId="24" w16cid:durableId="1107391546">
+  <w:num w:numId="24" w16cid:durableId="967011012">
     <w:abstractNumId w:val="10"/>
   </w:num>
 </w:numbering>
@@ -17946,7 +17946,7 @@
     <w:autoRedefine/>
     <w:uiPriority w:val="39"/>
     <w:unhideWhenUsed/>
-    <w:rsid w:val="005E3AD4"/>
+    <w:rsid w:val="00793557"/>
     <w:pPr>
       <w:spacing w:after="100"/>
     </w:pPr>
@@ -17958,7 +17958,7 @@
     <w:autoRedefine/>
     <w:uiPriority w:val="39"/>
     <w:unhideWhenUsed/>
-    <w:rsid w:val="005E3AD4"/>
+    <w:rsid w:val="00793557"/>
     <w:pPr>
       <w:spacing w:after="100"/>
       <w:ind w:left="220"/>
@@ -17969,7 +17969,7 @@
     <w:basedOn w:val="DefaultParagraphFont"/>
     <w:uiPriority w:val="99"/>
     <w:unhideWhenUsed/>
-    <w:rsid w:val="005E3AD4"/>
+    <w:rsid w:val="00793557"/>
     <w:rPr>
       <w:color w:val="0000FF" w:themeColor="hyperlink"/>
       <w:u w:val="single"/>

--- a/odigoi/02_vscode_local_authoring.en.docx
+++ b/odigoi/02_vscode_local_authoring.en.docx
@@ -20,7 +20,7 @@
           <w:sz w:val="22"/>
           <w:szCs w:val="22"/>
         </w:rPr>
-        <w:id w:val="-42294233"/>
+        <w:id w:val="871266231"/>
         <w:docPartObj>
           <w:docPartGallery w:val="Table of Contents"/>
           <w:docPartUnique/>
@@ -61,7 +61,7 @@
           <w:r>
             <w:fldChar w:fldCharType="separate"/>
           </w:r>
-          <w:hyperlink w:anchor="_Toc225777406" w:history="1">
+          <w:hyperlink w:anchor="_Toc227785206" w:history="1">
             <w:r>
               <w:rPr>
                 <w:rStyle w:val="Hyperlink"/>
@@ -88,7 +88,7 @@
                 <w:noProof/>
                 <w:webHidden/>
               </w:rPr>
-              <w:instrText xml:space="preserve"> PAGEREF _Toc225777406 \h </w:instrText>
+              <w:instrText xml:space="preserve"> PAGEREF _Toc227785206 \h </w:instrText>
             </w:r>
             <w:r>
               <w:rPr>
@@ -135,7 +135,7 @@
               <w14:ligatures w14:val="standardContextual"/>
             </w:rPr>
           </w:pPr>
-          <w:hyperlink w:anchor="_Toc225777407" w:history="1">
+          <w:hyperlink w:anchor="_Toc227785207" w:history="1">
             <w:r>
               <w:rPr>
                 <w:rStyle w:val="Hyperlink"/>
@@ -162,7 +162,7 @@
                 <w:noProof/>
                 <w:webHidden/>
               </w:rPr>
-              <w:instrText xml:space="preserve"> PAGEREF _Toc225777407 \h </w:instrText>
+              <w:instrText xml:space="preserve"> PAGEREF _Toc227785207 \h </w:instrText>
             </w:r>
             <w:r>
               <w:rPr>
@@ -209,7 +209,7 @@
               <w14:ligatures w14:val="standardContextual"/>
             </w:rPr>
           </w:pPr>
-          <w:hyperlink w:anchor="_Toc225777408" w:history="1">
+          <w:hyperlink w:anchor="_Toc227785208" w:history="1">
             <w:r>
               <w:rPr>
                 <w:rStyle w:val="Hyperlink"/>
@@ -236,7 +236,7 @@
                 <w:noProof/>
                 <w:webHidden/>
               </w:rPr>
-              <w:instrText xml:space="preserve"> PAGEREF _Toc225777408 \h </w:instrText>
+              <w:instrText xml:space="preserve"> PAGEREF _Toc227785208 \h </w:instrText>
             </w:r>
             <w:r>
               <w:rPr>
@@ -283,7 +283,7 @@
               <w14:ligatures w14:val="standardContextual"/>
             </w:rPr>
           </w:pPr>
-          <w:hyperlink w:anchor="_Toc225777409" w:history="1">
+          <w:hyperlink w:anchor="_Toc227785209" w:history="1">
             <w:r>
               <w:rPr>
                 <w:rStyle w:val="Hyperlink"/>
@@ -310,7 +310,7 @@
                 <w:noProof/>
                 <w:webHidden/>
               </w:rPr>
-              <w:instrText xml:space="preserve"> PAGEREF _Toc225777409 \h </w:instrText>
+              <w:instrText xml:space="preserve"> PAGEREF _Toc227785209 \h </w:instrText>
             </w:r>
             <w:r>
               <w:rPr>
@@ -357,7 +357,7 @@
               <w14:ligatures w14:val="standardContextual"/>
             </w:rPr>
           </w:pPr>
-          <w:hyperlink w:anchor="_Toc225777410" w:history="1">
+          <w:hyperlink w:anchor="_Toc227785210" w:history="1">
             <w:r>
               <w:rPr>
                 <w:rStyle w:val="Hyperlink"/>
@@ -384,7 +384,7 @@
                 <w:noProof/>
                 <w:webHidden/>
               </w:rPr>
-              <w:instrText xml:space="preserve"> PAGEREF _Toc225777410 \h </w:instrText>
+              <w:instrText xml:space="preserve"> PAGEREF _Toc227785210 \h </w:instrText>
             </w:r>
             <w:r>
               <w:rPr>
@@ -431,7 +431,7 @@
               <w14:ligatures w14:val="standardContextual"/>
             </w:rPr>
           </w:pPr>
-          <w:hyperlink w:anchor="_Toc225777411" w:history="1">
+          <w:hyperlink w:anchor="_Toc227785211" w:history="1">
             <w:r>
               <w:rPr>
                 <w:rStyle w:val="Hyperlink"/>
@@ -458,7 +458,7 @@
                 <w:noProof/>
                 <w:webHidden/>
               </w:rPr>
-              <w:instrText xml:space="preserve"> PAGEREF _Toc225777411 \h </w:instrText>
+              <w:instrText xml:space="preserve"> PAGEREF _Toc227785211 \h </w:instrText>
             </w:r>
             <w:r>
               <w:rPr>
@@ -505,7 +505,7 @@
               <w14:ligatures w14:val="standardContextual"/>
             </w:rPr>
           </w:pPr>
-          <w:hyperlink w:anchor="_Toc225777412" w:history="1">
+          <w:hyperlink w:anchor="_Toc227785212" w:history="1">
             <w:r>
               <w:rPr>
                 <w:rStyle w:val="Hyperlink"/>
@@ -532,7 +532,7 @@
                 <w:noProof/>
                 <w:webHidden/>
               </w:rPr>
-              <w:instrText xml:space="preserve"> PAGEREF _Toc225777412 \h </w:instrText>
+              <w:instrText xml:space="preserve"> PAGEREF _Toc227785212 \h </w:instrText>
             </w:r>
             <w:r>
               <w:rPr>
@@ -579,7 +579,7 @@
               <w14:ligatures w14:val="standardContextual"/>
             </w:rPr>
           </w:pPr>
-          <w:hyperlink w:anchor="_Toc225777413" w:history="1">
+          <w:hyperlink w:anchor="_Toc227785213" w:history="1">
             <w:r>
               <w:rPr>
                 <w:rStyle w:val="Hyperlink"/>
@@ -615,7 +615,7 @@
                 <w:noProof/>
                 <w:webHidden/>
               </w:rPr>
-              <w:instrText xml:space="preserve"> PAGEREF _Toc225777413 \h </w:instrText>
+              <w:instrText xml:space="preserve"> PAGEREF _Toc227785213 \h </w:instrText>
             </w:r>
             <w:r>
               <w:rPr>
@@ -662,7 +662,7 @@
               <w14:ligatures w14:val="standardContextual"/>
             </w:rPr>
           </w:pPr>
-          <w:hyperlink w:anchor="_Toc225777414" w:history="1">
+          <w:hyperlink w:anchor="_Toc227785214" w:history="1">
             <w:r>
               <w:rPr>
                 <w:rStyle w:val="Hyperlink"/>
@@ -705,7 +705,7 @@
                 <w:noProof/>
                 <w:webHidden/>
               </w:rPr>
-              <w:instrText xml:space="preserve"> PAGEREF _Toc225777414 \h </w:instrText>
+              <w:instrText xml:space="preserve"> PAGEREF _Toc227785214 \h </w:instrText>
             </w:r>
             <w:r>
               <w:rPr>
@@ -752,7 +752,7 @@
               <w14:ligatures w14:val="standardContextual"/>
             </w:rPr>
           </w:pPr>
-          <w:hyperlink w:anchor="_Toc225777415" w:history="1">
+          <w:hyperlink w:anchor="_Toc227785215" w:history="1">
             <w:r>
               <w:rPr>
                 <w:rStyle w:val="Hyperlink"/>
@@ -779,7 +779,7 @@
                 <w:noProof/>
                 <w:webHidden/>
               </w:rPr>
-              <w:instrText xml:space="preserve"> PAGEREF _Toc225777415 \h </w:instrText>
+              <w:instrText xml:space="preserve"> PAGEREF _Toc227785215 \h </w:instrText>
             </w:r>
             <w:r>
               <w:rPr>
@@ -826,7 +826,7 @@
               <w14:ligatures w14:val="standardContextual"/>
             </w:rPr>
           </w:pPr>
-          <w:hyperlink w:anchor="_Toc225777416" w:history="1">
+          <w:hyperlink w:anchor="_Toc227785216" w:history="1">
             <w:r>
               <w:rPr>
                 <w:rStyle w:val="Hyperlink"/>
@@ -853,7 +853,7 @@
                 <w:noProof/>
                 <w:webHidden/>
               </w:rPr>
-              <w:instrText xml:space="preserve"> PAGEREF _Toc225777416 \h </w:instrText>
+              <w:instrText xml:space="preserve"> PAGEREF _Toc227785216 \h </w:instrText>
             </w:r>
             <w:r>
               <w:rPr>
@@ -900,7 +900,7 @@
               <w14:ligatures w14:val="standardContextual"/>
             </w:rPr>
           </w:pPr>
-          <w:hyperlink w:anchor="_Toc225777417" w:history="1">
+          <w:hyperlink w:anchor="_Toc227785217" w:history="1">
             <w:r>
               <w:rPr>
                 <w:rStyle w:val="Hyperlink"/>
@@ -927,7 +927,7 @@
                 <w:noProof/>
                 <w:webHidden/>
               </w:rPr>
-              <w:instrText xml:space="preserve"> PAGEREF _Toc225777417 \h </w:instrText>
+              <w:instrText xml:space="preserve"> PAGEREF _Toc227785217 \h </w:instrText>
             </w:r>
             <w:r>
               <w:rPr>
@@ -974,7 +974,7 @@
               <w14:ligatures w14:val="standardContextual"/>
             </w:rPr>
           </w:pPr>
-          <w:hyperlink w:anchor="_Toc225777418" w:history="1">
+          <w:hyperlink w:anchor="_Toc227785218" w:history="1">
             <w:r>
               <w:rPr>
                 <w:rStyle w:val="Hyperlink"/>
@@ -1001,7 +1001,7 @@
                 <w:noProof/>
                 <w:webHidden/>
               </w:rPr>
-              <w:instrText xml:space="preserve"> PAGEREF _Toc225777418 \h </w:instrText>
+              <w:instrText xml:space="preserve"> PAGEREF _Toc227785218 \h </w:instrText>
             </w:r>
             <w:r>
               <w:rPr>
@@ -1048,7 +1048,7 @@
               <w14:ligatures w14:val="standardContextual"/>
             </w:rPr>
           </w:pPr>
-          <w:hyperlink w:anchor="_Toc225777419" w:history="1">
+          <w:hyperlink w:anchor="_Toc227785219" w:history="1">
             <w:r>
               <w:rPr>
                 <w:rStyle w:val="Hyperlink"/>
@@ -1084,7 +1084,7 @@
                 <w:noProof/>
                 <w:webHidden/>
               </w:rPr>
-              <w:instrText xml:space="preserve"> PAGEREF _Toc225777419 \h </w:instrText>
+              <w:instrText xml:space="preserve"> PAGEREF _Toc227785219 \h </w:instrText>
             </w:r>
             <w:r>
               <w:rPr>
@@ -1131,7 +1131,7 @@
               <w14:ligatures w14:val="standardContextual"/>
             </w:rPr>
           </w:pPr>
-          <w:hyperlink w:anchor="_Toc225777420" w:history="1">
+          <w:hyperlink w:anchor="_Toc227785220" w:history="1">
             <w:r>
               <w:rPr>
                 <w:rStyle w:val="Hyperlink"/>
@@ -1167,7 +1167,7 @@
                 <w:noProof/>
                 <w:webHidden/>
               </w:rPr>
-              <w:instrText xml:space="preserve"> PAGEREF _Toc225777420 \h </w:instrText>
+              <w:instrText xml:space="preserve"> PAGEREF _Toc227785220 \h </w:instrText>
             </w:r>
             <w:r>
               <w:rPr>
@@ -1214,7 +1214,7 @@
               <w14:ligatures w14:val="standardContextual"/>
             </w:rPr>
           </w:pPr>
-          <w:hyperlink w:anchor="_Toc225777421" w:history="1">
+          <w:hyperlink w:anchor="_Toc227785221" w:history="1">
             <w:r>
               <w:rPr>
                 <w:rStyle w:val="Hyperlink"/>
@@ -1241,7 +1241,7 @@
                 <w:noProof/>
                 <w:webHidden/>
               </w:rPr>
-              <w:instrText xml:space="preserve"> PAGEREF _Toc225777421 \h </w:instrText>
+              <w:instrText xml:space="preserve"> PAGEREF _Toc227785221 \h </w:instrText>
             </w:r>
             <w:r>
               <w:rPr>
@@ -1288,7 +1288,7 @@
               <w14:ligatures w14:val="standardContextual"/>
             </w:rPr>
           </w:pPr>
-          <w:hyperlink w:anchor="_Toc225777422" w:history="1">
+          <w:hyperlink w:anchor="_Toc227785222" w:history="1">
             <w:r>
               <w:rPr>
                 <w:rStyle w:val="Hyperlink"/>
@@ -1315,7 +1315,7 @@
                 <w:noProof/>
                 <w:webHidden/>
               </w:rPr>
-              <w:instrText xml:space="preserve"> PAGEREF _Toc225777422 \h </w:instrText>
+              <w:instrText xml:space="preserve"> PAGEREF _Toc227785222 \h </w:instrText>
             </w:r>
             <w:r>
               <w:rPr>
@@ -1362,7 +1362,7 @@
               <w14:ligatures w14:val="standardContextual"/>
             </w:rPr>
           </w:pPr>
-          <w:hyperlink w:anchor="_Toc225777423" w:history="1">
+          <w:hyperlink w:anchor="_Toc227785223" w:history="1">
             <w:r>
               <w:rPr>
                 <w:rStyle w:val="Hyperlink"/>
@@ -1389,7 +1389,7 @@
                 <w:noProof/>
                 <w:webHidden/>
               </w:rPr>
-              <w:instrText xml:space="preserve"> PAGEREF _Toc225777423 \h </w:instrText>
+              <w:instrText xml:space="preserve"> PAGEREF _Toc227785223 \h </w:instrText>
             </w:r>
             <w:r>
               <w:rPr>
@@ -1436,7 +1436,7 @@
               <w14:ligatures w14:val="standardContextual"/>
             </w:rPr>
           </w:pPr>
-          <w:hyperlink w:anchor="_Toc225777424" w:history="1">
+          <w:hyperlink w:anchor="_Toc227785224" w:history="1">
             <w:r>
               <w:rPr>
                 <w:rStyle w:val="Hyperlink"/>
@@ -1463,7 +1463,7 @@
                 <w:noProof/>
                 <w:webHidden/>
               </w:rPr>
-              <w:instrText xml:space="preserve"> PAGEREF _Toc225777424 \h </w:instrText>
+              <w:instrText xml:space="preserve"> PAGEREF _Toc227785224 \h </w:instrText>
             </w:r>
             <w:r>
               <w:rPr>
@@ -1506,7 +1506,7 @@
         <w:pStyle w:val="Heading1"/>
       </w:pPr>
       <w:bookmarkStart w:id="0" w:name="setting-up-the-local-environment"/>
-      <w:bookmarkStart w:id="1" w:name="_Toc225777406"/>
+      <w:bookmarkStart w:id="1" w:name="_Toc227785206"/>
       <w:r>
         <w:t>Setting up the local environment</w:t>
       </w:r>
@@ -1667,7 +1667,7 @@
           <w:noProof/>
         </w:rPr>
         <w:drawing>
-          <wp:inline distT="0" distB="0" distL="0" distR="0" wp14:anchorId="5F147E3A" wp14:editId="303B5601">
+          <wp:inline distT="0" distB="0" distL="0" distR="0" wp14:anchorId="78AD3DA2" wp14:editId="29225947">
             <wp:extent cx="6692900" cy="3434514"/>
             <wp:effectExtent l="0" t="0" r="0" b="0"/>
             <wp:docPr id="25" name="Picture" descr="Figure 1"/>
@@ -1714,7 +1714,7 @@
         <w:pStyle w:val="Heading1"/>
       </w:pPr>
       <w:bookmarkStart w:id="2" w:name="opening-the-repository"/>
-      <w:bookmarkStart w:id="3" w:name="_Toc225777407"/>
+      <w:bookmarkStart w:id="3" w:name="_Toc227785207"/>
       <w:bookmarkEnd w:id="0"/>
       <w:r>
         <w:t>Opening the repository</w:t>
@@ -1870,7 +1870,7 @@
         </w:rPr>
         <w:lastRenderedPageBreak/>
         <w:drawing>
-          <wp:inline distT="0" distB="0" distL="0" distR="0" wp14:anchorId="6F5F4385" wp14:editId="34AE3962">
+          <wp:inline distT="0" distB="0" distL="0" distR="0" wp14:anchorId="25C7C226" wp14:editId="7B6FFEF9">
             <wp:extent cx="4933149" cy="3058245"/>
             <wp:effectExtent l="0" t="0" r="0" b="0"/>
             <wp:docPr id="29" name="Picture" descr="Figure 2"/>
@@ -1917,7 +1917,7 @@
         <w:pStyle w:val="Heading1"/>
       </w:pPr>
       <w:bookmarkStart w:id="4" w:name="X061db1630709303cf34572c1a5beaa2ae9ef768"/>
-      <w:bookmarkStart w:id="5" w:name="_Toc225777408"/>
+      <w:bookmarkStart w:id="5" w:name="_Toc227785208"/>
       <w:bookmarkEnd w:id="2"/>
       <w:r>
         <w:t>Creating a virtual environment in VS Code</w:t>
@@ -2194,7 +2194,7 @@
         <w:pStyle w:val="Heading1"/>
       </w:pPr>
       <w:bookmarkStart w:id="6" w:name="activating-the-virtual-environment"/>
-      <w:bookmarkStart w:id="7" w:name="_Toc225777409"/>
+      <w:bookmarkStart w:id="7" w:name="_Toc227785209"/>
       <w:bookmarkEnd w:id="4"/>
       <w:r>
         <w:lastRenderedPageBreak/>
@@ -2221,7 +2221,7 @@
         <w:pStyle w:val="Heading2"/>
       </w:pPr>
       <w:bookmarkStart w:id="8" w:name="option-1-close-and-reopen-the-terminal"/>
-      <w:bookmarkStart w:id="9" w:name="_Toc225777410"/>
+      <w:bookmarkStart w:id="9" w:name="_Toc227785210"/>
       <w:r>
         <w:t>Option 1: Close and reopen the terminal</w:t>
       </w:r>
@@ -2250,7 +2250,7 @@
         <w:pStyle w:val="Heading2"/>
       </w:pPr>
       <w:bookmarkStart w:id="10" w:name="option-2-manual-activation"/>
-      <w:bookmarkStart w:id="11" w:name="_Toc225777411"/>
+      <w:bookmarkStart w:id="11" w:name="_Toc227785211"/>
       <w:bookmarkEnd w:id="8"/>
       <w:r>
         <w:t>Option 2: Manual activation</w:t>
@@ -2429,7 +2429,7 @@
           <w:noProof/>
         </w:rPr>
         <w:drawing>
-          <wp:inline distT="0" distB="0" distL="0" distR="0" wp14:anchorId="1ADC2604" wp14:editId="0AAB30E3">
+          <wp:inline distT="0" distB="0" distL="0" distR="0" wp14:anchorId="12958820" wp14:editId="0D93FC3C">
             <wp:extent cx="6692900" cy="982257"/>
             <wp:effectExtent l="0" t="0" r="0" b="0"/>
             <wp:docPr id="35" name="Picture" descr="Figure 3"/>
@@ -2476,7 +2476,7 @@
         <w:pStyle w:val="Heading1"/>
       </w:pPr>
       <w:bookmarkStart w:id="12" w:name="installing-packages"/>
-      <w:bookmarkStart w:id="13" w:name="_Toc225777412"/>
+      <w:bookmarkStart w:id="13" w:name="_Toc227785212"/>
       <w:bookmarkEnd w:id="6"/>
       <w:bookmarkEnd w:id="10"/>
       <w:r>
@@ -2585,7 +2585,7 @@
         </w:rPr>
         <w:lastRenderedPageBreak/>
         <w:drawing>
-          <wp:inline distT="0" distB="0" distL="0" distR="0" wp14:anchorId="647F283D" wp14:editId="7D3799B4">
+          <wp:inline distT="0" distB="0" distL="0" distR="0" wp14:anchorId="01403DA7" wp14:editId="1889D775">
             <wp:extent cx="5855233" cy="3865068"/>
             <wp:effectExtent l="0" t="0" r="0" b="0"/>
             <wp:docPr id="40" name="Picture" descr="Figure 4"/>
@@ -2632,7 +2632,7 @@
         <w:pStyle w:val="Heading1"/>
       </w:pPr>
       <w:bookmarkStart w:id="14" w:name="Xe188e378d883609ea34bc48fc3c7beeb69a8f46"/>
-      <w:bookmarkStart w:id="15" w:name="_Toc225777413"/>
+      <w:bookmarkStart w:id="15" w:name="_Toc227785213"/>
       <w:bookmarkEnd w:id="12"/>
       <w:r>
         <w:t xml:space="preserve">If the terminal does not auto-activate </w:t>
@@ -2712,7 +2712,7 @@
         <w:pStyle w:val="Heading1"/>
       </w:pPr>
       <w:bookmarkStart w:id="16" w:name="if-creating-venv-gets-stuck"/>
-      <w:bookmarkStart w:id="17" w:name="_Toc225777414"/>
+      <w:bookmarkStart w:id="17" w:name="_Toc227785214"/>
       <w:bookmarkEnd w:id="14"/>
       <w:r>
         <w:t xml:space="preserve">If creating </w:t>
@@ -2988,7 +2988,7 @@
         <w:pStyle w:val="Heading1"/>
       </w:pPr>
       <w:bookmarkStart w:id="18" w:name="what-to-remember"/>
-      <w:bookmarkStart w:id="19" w:name="_Toc225777415"/>
+      <w:bookmarkStart w:id="19" w:name="_Toc227785215"/>
       <w:bookmarkEnd w:id="16"/>
       <w:r>
         <w:t>What to remember</w:t>
@@ -3073,7 +3073,7 @@
         <w:pStyle w:val="Heading1"/>
       </w:pPr>
       <w:bookmarkStart w:id="20" w:name="checking-java"/>
-      <w:bookmarkStart w:id="21" w:name="_Toc225777416"/>
+      <w:bookmarkStart w:id="21" w:name="_Toc227785216"/>
       <w:bookmarkEnd w:id="18"/>
       <w:r>
         <w:t>Checking Java</w:t>
@@ -3177,7 +3177,7 @@
         <w:pStyle w:val="Heading1"/>
       </w:pPr>
       <w:bookmarkStart w:id="22" w:name="creating-example-files"/>
-      <w:bookmarkStart w:id="23" w:name="_Toc225777417"/>
+      <w:bookmarkStart w:id="23" w:name="_Toc227785217"/>
       <w:bookmarkEnd w:id="20"/>
       <w:r>
         <w:t>Creating example files</w:t>
@@ -3897,7 +3897,7 @@
         <w:pStyle w:val="Heading1"/>
       </w:pPr>
       <w:bookmarkStart w:id="24" w:name="running-and-debugging-in-vs-code"/>
-      <w:bookmarkStart w:id="25" w:name="_Toc225777418"/>
+      <w:bookmarkStart w:id="25" w:name="_Toc227785218"/>
       <w:bookmarkEnd w:id="22"/>
       <w:r>
         <w:t>Running and debugging in VS Code</w:t>
@@ -4087,7 +4087,7 @@
           <w:noProof/>
         </w:rPr>
         <w:drawing>
-          <wp:inline distT="0" distB="0" distL="0" distR="0" wp14:anchorId="59107DA8" wp14:editId="68B18C31">
+          <wp:inline distT="0" distB="0" distL="0" distR="0" wp14:anchorId="7B1B6849" wp14:editId="657CBA7B">
             <wp:extent cx="3926541" cy="3980329"/>
             <wp:effectExtent l="0" t="0" r="0" b="0"/>
             <wp:docPr id="49" name="Picture" descr="Figure 5"/>
@@ -4154,7 +4154,7 @@
         <w:pStyle w:val="Heading1"/>
       </w:pPr>
       <w:bookmarkStart w:id="26" w:name="experimenting-with-pyspark"/>
-      <w:bookmarkStart w:id="27" w:name="_Toc225777419"/>
+      <w:bookmarkStart w:id="27" w:name="_Toc227785219"/>
       <w:bookmarkEnd w:id="24"/>
       <w:r>
         <w:t xml:space="preserve">Experimenting with </w:t>
@@ -4291,7 +4291,7 @@
         <w:pStyle w:val="Heading2"/>
       </w:pPr>
       <w:bookmarkStart w:id="28" w:name="option-1-pyspark"/>
-      <w:bookmarkStart w:id="29" w:name="_Toc225777420"/>
+      <w:bookmarkStart w:id="29" w:name="_Toc227785220"/>
       <w:r>
         <w:t xml:space="preserve">Option 1: </w:t>
       </w:r>
@@ -4679,7 +4679,7 @@
         <w:pStyle w:val="Heading2"/>
       </w:pPr>
       <w:bookmarkStart w:id="30" w:name="X05babe97dde5dbf9f90825a9108b2dda46e49cf"/>
-      <w:bookmarkStart w:id="31" w:name="_Toc225777421"/>
+      <w:bookmarkStart w:id="31" w:name="_Toc227785221"/>
       <w:bookmarkEnd w:id="28"/>
       <w:r>
         <w:t>Option 2: open the regular Python console from the terminal</w:t>
@@ -5008,7 +5008,7 @@
         <w:pStyle w:val="Heading1"/>
       </w:pPr>
       <w:bookmarkStart w:id="32" w:name="checking-the-spark-ui"/>
-      <w:bookmarkStart w:id="33" w:name="_Toc225777422"/>
+      <w:bookmarkStart w:id="33" w:name="_Toc227785222"/>
       <w:bookmarkEnd w:id="26"/>
       <w:bookmarkEnd w:id="30"/>
       <w:r>
@@ -5056,7 +5056,7 @@
           <w:noProof/>
         </w:rPr>
         <w:drawing>
-          <wp:inline distT="0" distB="0" distL="0" distR="0" wp14:anchorId="7E5C1ECB" wp14:editId="2F1660A3">
+          <wp:inline distT="0" distB="0" distL="0" distR="0" wp14:anchorId="7D0AEFF3" wp14:editId="27A4335E">
             <wp:extent cx="6692900" cy="3213434"/>
             <wp:effectExtent l="0" t="0" r="0" b="0"/>
             <wp:docPr id="57" name="Picture" descr="Figure 6"/>
@@ -5103,7 +5103,7 @@
         <w:pStyle w:val="Heading1"/>
       </w:pPr>
       <w:bookmarkStart w:id="34" w:name="next-local-guide"/>
-      <w:bookmarkStart w:id="35" w:name="_Toc225777423"/>
+      <w:bookmarkStart w:id="35" w:name="_Toc227785223"/>
       <w:bookmarkEnd w:id="32"/>
       <w:r>
         <w:t>Next local guide</w:t>
@@ -5171,7 +5171,7 @@
         <w:pStyle w:val="Heading1"/>
       </w:pPr>
       <w:bookmarkStart w:id="36" w:name="useful-notes"/>
-      <w:bookmarkStart w:id="37" w:name="_Toc225777424"/>
+      <w:bookmarkStart w:id="37" w:name="_Toc227785224"/>
       <w:bookmarkEnd w:id="34"/>
       <w:r>
         <w:lastRenderedPageBreak/>
@@ -5765,7 +5765,7 @@
   <w:abstractNum w:abstractNumId="9" w15:restartNumberingAfterBreak="0">
     <w:nsid w:val="0000A990"/>
     <w:multiLevelType w:val="multilevel"/>
-    <w:tmpl w:val="BC685EEC"/>
+    <w:tmpl w:val="0E4CC816"/>
     <w:lvl w:ilvl="0">
       <w:numFmt w:val="bullet"/>
       <w:lvlText w:val=" "/>
@@ -5842,7 +5842,7 @@
   <w:abstractNum w:abstractNumId="10" w15:restartNumberingAfterBreak="0">
     <w:nsid w:val="0000A991"/>
     <w:multiLevelType w:val="multilevel"/>
-    <w:tmpl w:val="8630473E"/>
+    <w:tmpl w:val="1B46BD84"/>
     <w:lvl w:ilvl="0">
       <w:numFmt w:val="bullet"/>
       <w:lvlText w:val=""/>
@@ -5946,7 +5946,7 @@
   <w:abstractNum w:abstractNumId="11" w15:restartNumberingAfterBreak="0">
     <w:nsid w:val="00A99411"/>
     <w:multiLevelType w:val="multilevel"/>
-    <w:tmpl w:val="2F1486A2"/>
+    <w:tmpl w:val="FEC8DDDC"/>
     <w:lvl w:ilvl="0">
       <w:start w:val="1"/>
       <w:numFmt w:val="decimal"/>
@@ -6029,55 +6029,55 @@
       </w:pPr>
     </w:lvl>
   </w:abstractNum>
-  <w:num w:numId="1" w16cid:durableId="1481460919">
+  <w:num w:numId="1" w16cid:durableId="512183724">
     <w:abstractNumId w:val="8"/>
   </w:num>
-  <w:num w:numId="2" w16cid:durableId="1496609141">
+  <w:num w:numId="2" w16cid:durableId="556161554">
     <w:abstractNumId w:val="6"/>
   </w:num>
-  <w:num w:numId="3" w16cid:durableId="576941093">
+  <w:num w:numId="3" w16cid:durableId="1311599284">
     <w:abstractNumId w:val="5"/>
   </w:num>
-  <w:num w:numId="4" w16cid:durableId="1117871111">
+  <w:num w:numId="4" w16cid:durableId="148642765">
     <w:abstractNumId w:val="4"/>
   </w:num>
-  <w:num w:numId="5" w16cid:durableId="1950621924">
+  <w:num w:numId="5" w16cid:durableId="1311057580">
     <w:abstractNumId w:val="7"/>
   </w:num>
-  <w:num w:numId="6" w16cid:durableId="336614333">
+  <w:num w:numId="6" w16cid:durableId="420562092">
     <w:abstractNumId w:val="3"/>
   </w:num>
-  <w:num w:numId="7" w16cid:durableId="741561816">
+  <w:num w:numId="7" w16cid:durableId="2007659664">
     <w:abstractNumId w:val="2"/>
   </w:num>
-  <w:num w:numId="8" w16cid:durableId="2006129083">
+  <w:num w:numId="8" w16cid:durableId="1164666369">
     <w:abstractNumId w:val="1"/>
   </w:num>
-  <w:num w:numId="9" w16cid:durableId="133525315">
+  <w:num w:numId="9" w16cid:durableId="1300527583">
     <w:abstractNumId w:val="0"/>
   </w:num>
-  <w:num w:numId="10" w16cid:durableId="967901716">
+  <w:num w:numId="10" w16cid:durableId="1275018390">
     <w:abstractNumId w:val="9"/>
   </w:num>
-  <w:num w:numId="11" w16cid:durableId="154080060">
+  <w:num w:numId="11" w16cid:durableId="202794263">
     <w:abstractNumId w:val="10"/>
   </w:num>
-  <w:num w:numId="12" w16cid:durableId="513688482">
+  <w:num w:numId="12" w16cid:durableId="505285764">
     <w:abstractNumId w:val="10"/>
   </w:num>
-  <w:num w:numId="13" w16cid:durableId="646860303">
+  <w:num w:numId="13" w16cid:durableId="227812540">
     <w:abstractNumId w:val="10"/>
   </w:num>
-  <w:num w:numId="14" w16cid:durableId="2074084889">
+  <w:num w:numId="14" w16cid:durableId="1343705120">
     <w:abstractNumId w:val="10"/>
   </w:num>
-  <w:num w:numId="15" w16cid:durableId="1888908595">
+  <w:num w:numId="15" w16cid:durableId="1631276639">
     <w:abstractNumId w:val="10"/>
   </w:num>
-  <w:num w:numId="16" w16cid:durableId="808982587">
+  <w:num w:numId="16" w16cid:durableId="804735972">
     <w:abstractNumId w:val="10"/>
   </w:num>
-  <w:num w:numId="17" w16cid:durableId="2055959215">
+  <w:num w:numId="17" w16cid:durableId="646931635">
     <w:abstractNumId w:val="11"/>
     <w:lvlOverride w:ilvl="0">
       <w:startOverride w:val="1"/>
@@ -6107,25 +6107,25 @@
       <w:startOverride w:val="1"/>
     </w:lvlOverride>
   </w:num>
-  <w:num w:numId="18" w16cid:durableId="174612701">
+  <w:num w:numId="18" w16cid:durableId="778373080">
     <w:abstractNumId w:val="10"/>
   </w:num>
-  <w:num w:numId="19" w16cid:durableId="1411537553">
+  <w:num w:numId="19" w16cid:durableId="1975330563">
     <w:abstractNumId w:val="10"/>
   </w:num>
-  <w:num w:numId="20" w16cid:durableId="1573350804">
+  <w:num w:numId="20" w16cid:durableId="1978217272">
     <w:abstractNumId w:val="10"/>
   </w:num>
-  <w:num w:numId="21" w16cid:durableId="363867851">
+  <w:num w:numId="21" w16cid:durableId="1439136456">
     <w:abstractNumId w:val="10"/>
   </w:num>
-  <w:num w:numId="22" w16cid:durableId="825970421">
+  <w:num w:numId="22" w16cid:durableId="107548619">
     <w:abstractNumId w:val="10"/>
   </w:num>
-  <w:num w:numId="23" w16cid:durableId="2002856240">
+  <w:num w:numId="23" w16cid:durableId="288243187">
     <w:abstractNumId w:val="10"/>
   </w:num>
-  <w:num w:numId="24" w16cid:durableId="967011012">
+  <w:num w:numId="24" w16cid:durableId="1653754869">
     <w:abstractNumId w:val="10"/>
   </w:num>
 </w:numbering>
@@ -17946,7 +17946,7 @@
     <w:autoRedefine/>
     <w:uiPriority w:val="39"/>
     <w:unhideWhenUsed/>
-    <w:rsid w:val="00793557"/>
+    <w:rsid w:val="00FD26E6"/>
     <w:pPr>
       <w:spacing w:after="100"/>
     </w:pPr>
@@ -17958,7 +17958,7 @@
     <w:autoRedefine/>
     <w:uiPriority w:val="39"/>
     <w:unhideWhenUsed/>
-    <w:rsid w:val="00793557"/>
+    <w:rsid w:val="00FD26E6"/>
     <w:pPr>
       <w:spacing w:after="100"/>
       <w:ind w:left="220"/>
@@ -17969,7 +17969,7 @@
     <w:basedOn w:val="DefaultParagraphFont"/>
     <w:uiPriority w:val="99"/>
     <w:unhideWhenUsed/>
-    <w:rsid w:val="00793557"/>
+    <w:rsid w:val="00FD26E6"/>
     <w:rPr>
       <w:color w:val="0000FF" w:themeColor="hyperlink"/>
       <w:u w:val="single"/>
